--- a/第一次作业 2026_01/Homework-202601 - 柏子鹏.docx
+++ b/第一次作业 2026_01/Homework-202601 - 柏子鹏.docx
@@ -57,7 +57,7 @@
       <w:pPr>
         <w:spacing w:line="276" w:lineRule="auto"/>
         <w:rPr>
-          <w:rFonts w:ascii="等线" w:eastAsia="等线" w:hAnsi="等线" w:hint="eastAsia"/>
+          <w:rFonts w:ascii="等线" w:eastAsia="等线" w:hAnsi="等线"/>
           <w:b/>
           <w:bCs/>
           <w:color w:val="C00000"/>
@@ -121,7 +121,7 @@
       <w:pPr>
         <w:spacing w:line="276" w:lineRule="auto"/>
         <w:rPr>
-          <w:rFonts w:ascii="等线" w:eastAsia="等线" w:hAnsi="等线" w:hint="eastAsia"/>
+          <w:rFonts w:ascii="等线" w:eastAsia="等线" w:hAnsi="等线"/>
           <w:b/>
           <w:bCs/>
           <w:szCs w:val="21"/>
@@ -135,6 +135,118 @@
           <w:szCs w:val="21"/>
         </w:rPr>
         <w:t>答：</w:t>
+      </w:r>
+    </w:p>
+    <w:p>
+      <w:pPr>
+        <w:spacing w:line="276" w:lineRule="auto"/>
+        <w:rPr>
+          <w:rFonts w:ascii="等线" w:eastAsia="等线" w:hAnsi="等线"/>
+          <w:szCs w:val="21"/>
+        </w:rPr>
+      </w:pPr>
+      <w:r>
+        <w:rPr>
+          <w:rFonts w:ascii="等线" w:eastAsia="等线" w:hAnsi="等线" w:hint="eastAsia"/>
+          <w:b/>
+          <w:bCs/>
+          <w:szCs w:val="21"/>
+        </w:rPr>
+        <w:t>“假说-验证”范式</w:t>
+      </w:r>
+      <w:r>
+        <w:rPr>
+          <w:rFonts w:ascii="等线" w:eastAsia="等线" w:hAnsi="等线" w:hint="eastAsia"/>
+          <w:szCs w:val="21"/>
+        </w:rPr>
+        <w:t>，是指研究先从已有理论、经验观察或直觉出发，提出一个可检验的科学假说，再通过实验设计、数据收集、统计分析来判断该假说是否成立，最后形成结论。</w:t>
+      </w:r>
+      <w:r>
+        <w:rPr>
+          <w:rFonts w:ascii="等线" w:eastAsia="等线" w:hAnsi="等线" w:hint="eastAsia"/>
+          <w:szCs w:val="21"/>
+        </w:rPr>
+        <w:t>其规范流程如下图所示：</w:t>
+      </w:r>
+    </w:p>
+    <w:p>
+      <w:pPr>
+        <w:spacing w:line="276" w:lineRule="auto"/>
+        <w:jc w:val="center"/>
+        <w:rPr>
+          <w:rFonts w:ascii="等线" w:eastAsia="等线" w:hAnsi="等线"/>
+          <w:szCs w:val="21"/>
+        </w:rPr>
+      </w:pPr>
+      <w:r>
+        <w:rPr>
+          <w:noProof/>
+        </w:rPr>
+        <w:drawing>
+          <wp:inline distT="0" distB="0" distL="0" distR="0" wp14:anchorId="73298912" wp14:editId="519C91BB">
+            <wp:extent cx="2572603" cy="2453200"/>
+            <wp:effectExtent l="0" t="0" r="0" b="4445"/>
+            <wp:docPr id="1" name="图片 1"/>
+            <wp:cNvGraphicFramePr>
+              <a:graphicFrameLocks xmlns:a="http://schemas.openxmlformats.org/drawingml/2006/main" noChangeAspect="1"/>
+            </wp:cNvGraphicFramePr>
+            <a:graphic xmlns:a="http://schemas.openxmlformats.org/drawingml/2006/main">
+              <a:graphicData uri="http://schemas.openxmlformats.org/drawingml/2006/picture">
+                <pic:pic xmlns:pic="http://schemas.openxmlformats.org/drawingml/2006/picture">
+                  <pic:nvPicPr>
+                    <pic:cNvPr id="1" name=""/>
+                    <pic:cNvPicPr/>
+                  </pic:nvPicPr>
+                  <pic:blipFill>
+                    <a:blip r:embed="rId5"/>
+                    <a:stretch>
+                      <a:fillRect/>
+                    </a:stretch>
+                  </pic:blipFill>
+                  <pic:spPr>
+                    <a:xfrm>
+                      <a:off x="0" y="0"/>
+                      <a:ext cx="2578955" cy="2459257"/>
+                    </a:xfrm>
+                    <a:prstGeom prst="rect">
+                      <a:avLst/>
+                    </a:prstGeom>
+                  </pic:spPr>
+                </pic:pic>
+              </a:graphicData>
+            </a:graphic>
+          </wp:inline>
+        </w:drawing>
+      </w:r>
+    </w:p>
+    <w:p>
+      <w:pPr>
+        <w:spacing w:line="276" w:lineRule="auto"/>
+        <w:jc w:val="center"/>
+        <w:rPr>
+          <w:rFonts w:ascii="等线" w:eastAsia="等线" w:hAnsi="等线" w:hint="eastAsia"/>
+          <w:szCs w:val="21"/>
+        </w:rPr>
+      </w:pPr>
+    </w:p>
+    <w:p>
+      <w:pPr>
+        <w:spacing w:line="276" w:lineRule="auto"/>
+        <w:rPr>
+          <w:rFonts w:ascii="等线" w:eastAsia="等线" w:hAnsi="等线" w:hint="eastAsia"/>
+          <w:b/>
+          <w:bCs/>
+          <w:szCs w:val="21"/>
+        </w:rPr>
+      </w:pPr>
+      <w:r>
+        <w:rPr>
+          <w:rFonts w:ascii="等线" w:eastAsia="等线" w:hAnsi="等线" w:hint="eastAsia"/>
+          <w:b/>
+          <w:bCs/>
+          <w:szCs w:val="21"/>
+        </w:rPr>
+        <w:t>它面临的主要困境有三点：</w:t>
       </w:r>
     </w:p>
     <w:p>
@@ -142,34 +254,20 @@
         <w:pStyle w:val="a9"/>
         <w:numPr>
           <w:ilvl w:val="0"/>
-          <w:numId w:val="1"/>
+          <w:numId w:val="2"/>
         </w:numPr>
         <w:spacing w:line="276" w:lineRule="auto"/>
         <w:rPr>
-          <w:rFonts w:ascii="等线" w:eastAsia="等线" w:hAnsi="等线"/>
-          <w:szCs w:val="21"/>
-        </w:rPr>
-      </w:pPr>
-      <w:r>
-        <w:rPr>
-          <w:rFonts w:ascii="等线" w:eastAsia="等线" w:hAnsi="等线" w:hint="eastAsia"/>
-          <w:szCs w:val="21"/>
-        </w:rPr>
-        <w:t>生态系统过于复杂，难以简化为单一因果关系</w:t>
-      </w:r>
-      <w:r>
-        <w:rPr>
-          <w:rFonts w:ascii="等线" w:eastAsia="等线" w:hAnsi="等线" w:hint="eastAsia"/>
-          <w:szCs w:val="21"/>
-        </w:rPr>
-        <w:t>。</w:t>
-      </w:r>
-      <w:r>
-        <w:rPr>
-          <w:rFonts w:ascii="等线" w:eastAsia="等线" w:hAnsi="等线" w:hint="eastAsia"/>
-          <w:szCs w:val="21"/>
-        </w:rPr>
-        <w:t>生态系统中通常同时存在多种生物与非生物因素的共同作用，如气候、资源、种间关系和人为干扰等。研究中即使发现某些变量之间存在关系，也很难明确哪一个因素是真正的主导原因。</w:t>
+          <w:rFonts w:ascii="等线" w:eastAsia="等线" w:hAnsi="等线" w:hint="eastAsia"/>
+          <w:szCs w:val="21"/>
+        </w:rPr>
+      </w:pPr>
+      <w:r>
+        <w:rPr>
+          <w:rFonts w:ascii="等线" w:eastAsia="等线" w:hAnsi="等线" w:hint="eastAsia"/>
+          <w:szCs w:val="21"/>
+        </w:rPr>
+        <w:t>生态系统通常高度复杂，变量多、干扰因子多，很多现象难以被简化为单一因果链条，因此研究者往往很难提出一个“足够好且可被严格检验”的假说。</w:t>
       </w:r>
     </w:p>
     <w:p>
@@ -177,62 +275,20 @@
         <w:pStyle w:val="a9"/>
         <w:numPr>
           <w:ilvl w:val="0"/>
-          <w:numId w:val="1"/>
+          <w:numId w:val="2"/>
         </w:numPr>
         <w:spacing w:line="276" w:lineRule="auto"/>
         <w:rPr>
-          <w:rFonts w:ascii="等线" w:eastAsia="等线" w:hAnsi="等线"/>
-          <w:szCs w:val="21"/>
-        </w:rPr>
-      </w:pPr>
-      <w:r>
-        <w:rPr>
-          <w:rFonts w:ascii="等线" w:eastAsia="等线" w:hAnsi="等线" w:hint="eastAsia"/>
-          <w:szCs w:val="21"/>
-        </w:rPr>
-        <w:t>为了便于检验</w:t>
-      </w:r>
-      <w:r>
-        <w:rPr>
-          <w:rFonts w:ascii="等线" w:eastAsia="等线" w:hAnsi="等线" w:hint="eastAsia"/>
-          <w:szCs w:val="21"/>
-        </w:rPr>
-        <w:t>，</w:t>
-      </w:r>
-      <w:r>
-        <w:rPr>
-          <w:rFonts w:ascii="等线" w:eastAsia="等线" w:hAnsi="等线" w:hint="eastAsia"/>
-          <w:szCs w:val="21"/>
-        </w:rPr>
-        <w:t>假说往往建立在过度简化的前提上</w:t>
-      </w:r>
-      <w:r>
-        <w:rPr>
-          <w:rFonts w:ascii="等线" w:eastAsia="等线" w:hAnsi="等线" w:hint="eastAsia"/>
-          <w:szCs w:val="21"/>
-        </w:rPr>
-        <w:t>。</w:t>
-      </w:r>
-      <w:r>
-        <w:rPr>
-          <w:rFonts w:ascii="等线" w:eastAsia="等线" w:hAnsi="等线" w:hint="eastAsia"/>
-          <w:szCs w:val="21"/>
-        </w:rPr>
-        <w:t>但真实生态系统往往具有多层次、多因素相互作用的特征，</w:t>
-      </w:r>
-      <w:r>
-        <w:rPr>
-          <w:rFonts w:ascii="等线" w:eastAsia="等线" w:hAnsi="等线" w:hint="eastAsia"/>
-          <w:szCs w:val="21"/>
-        </w:rPr>
-        <w:t>导致</w:t>
-      </w:r>
-      <w:r>
-        <w:rPr>
-          <w:rFonts w:ascii="等线" w:eastAsia="等线" w:hAnsi="等线" w:hint="eastAsia"/>
-          <w:szCs w:val="21"/>
-        </w:rPr>
-        <w:t>假说与现实存在一定差距。</w:t>
+          <w:rFonts w:ascii="等线" w:eastAsia="等线" w:hAnsi="等线" w:hint="eastAsia"/>
+          <w:szCs w:val="21"/>
+        </w:rPr>
+      </w:pPr>
+      <w:r>
+        <w:rPr>
+          <w:rFonts w:ascii="等线" w:eastAsia="等线" w:hAnsi="等线" w:hint="eastAsia"/>
+          <w:szCs w:val="21"/>
+        </w:rPr>
+        <w:t>很多研究依赖观察数据而非可完全控制的实验，容易受到混杂因素影响，因此即使发现了相关关系，也不等于真正证明了因果关系。材料中明确提到，观察数据很难排除第三变量干扰。</w:t>
       </w:r>
     </w:p>
     <w:p>
@@ -240,34 +296,255 @@
         <w:pStyle w:val="a9"/>
         <w:numPr>
           <w:ilvl w:val="0"/>
-          <w:numId w:val="1"/>
+          <w:numId w:val="2"/>
         </w:numPr>
         <w:spacing w:line="276" w:lineRule="auto"/>
         <w:rPr>
-          <w:rFonts w:ascii="等线" w:eastAsia="等线" w:hAnsi="等线" w:hint="eastAsia"/>
-          <w:szCs w:val="21"/>
-        </w:rPr>
-      </w:pPr>
-      <w:r>
-        <w:rPr>
-          <w:rFonts w:ascii="等线" w:eastAsia="等线" w:hAnsi="等线" w:hint="eastAsia"/>
-          <w:szCs w:val="21"/>
-        </w:rPr>
-        <w:t>一个生态学假说在不同地区、不同时间尺度或不同物种系统中，可能得到不同结果。这说明生态规律不是绝对普适的，</w:t>
-      </w:r>
-      <w:r>
-        <w:rPr>
-          <w:rFonts w:ascii="等线" w:eastAsia="等线" w:hAnsi="等线" w:hint="eastAsia"/>
-          <w:szCs w:val="21"/>
-        </w:rPr>
-        <w:t>会</w:t>
-      </w:r>
-      <w:r>
-        <w:rPr>
-          <w:rFonts w:ascii="等线" w:eastAsia="等线" w:hAnsi="等线" w:hint="eastAsia"/>
-          <w:szCs w:val="21"/>
-        </w:rPr>
-        <w:t>受具体环境条件限制。</w:t>
+          <w:rFonts w:ascii="等线" w:eastAsia="等线" w:hAnsi="等线"/>
+          <w:szCs w:val="21"/>
+        </w:rPr>
+      </w:pPr>
+      <w:r>
+        <w:rPr>
+          <w:rFonts w:ascii="等线" w:eastAsia="等线" w:hAnsi="等线" w:hint="eastAsia"/>
+          <w:szCs w:val="21"/>
+        </w:rPr>
+        <w:t>这一范式往往要求研究在前期就明确提出理论预期，但面对复杂生态问题时，人们常常并不知道</w:t>
+      </w:r>
+      <w:proofErr w:type="gramStart"/>
+      <w:r>
+        <w:rPr>
+          <w:rFonts w:ascii="等线" w:eastAsia="等线" w:hAnsi="等线" w:hint="eastAsia"/>
+          <w:szCs w:val="21"/>
+        </w:rPr>
+        <w:t>该提出</w:t>
+      </w:r>
+      <w:proofErr w:type="gramEnd"/>
+      <w:r>
+        <w:rPr>
+          <w:rFonts w:ascii="等线" w:eastAsia="等线" w:hAnsi="等线" w:hint="eastAsia"/>
+          <w:szCs w:val="21"/>
+        </w:rPr>
+        <w:t>什么假说，或者提出的假说过于简单，难以覆盖真实系统。材料因此指出，这种范式在面对复杂系统时有局限。</w:t>
+      </w:r>
+    </w:p>
+    <w:p>
+      <w:pPr>
+        <w:spacing w:line="276" w:lineRule="auto"/>
+        <w:rPr>
+          <w:rFonts w:ascii="等线" w:eastAsia="等线" w:hAnsi="等线" w:hint="eastAsia"/>
+          <w:szCs w:val="21"/>
+        </w:rPr>
+      </w:pPr>
+    </w:p>
+    <w:p>
+      <w:pPr>
+        <w:spacing w:line="276" w:lineRule="auto"/>
+        <w:rPr>
+          <w:rFonts w:ascii="等线" w:eastAsia="等线" w:hAnsi="等线"/>
+          <w:szCs w:val="21"/>
+        </w:rPr>
+      </w:pPr>
+    </w:p>
+    <w:p>
+      <w:pPr>
+        <w:spacing w:line="276" w:lineRule="auto"/>
+        <w:rPr>
+          <w:rFonts w:ascii="等线" w:eastAsia="等线" w:hAnsi="等线"/>
+          <w:b/>
+          <w:bCs/>
+          <w:color w:val="C00000"/>
+          <w:szCs w:val="21"/>
+        </w:rPr>
+      </w:pPr>
+      <w:r>
+        <w:rPr>
+          <w:rFonts w:ascii="等线" w:eastAsia="等线" w:hAnsi="等线"/>
+          <w:b/>
+          <w:bCs/>
+          <w:color w:val="C00000"/>
+          <w:szCs w:val="21"/>
+        </w:rPr>
+        <w:t xml:space="preserve">2. </w:t>
+      </w:r>
+      <w:r>
+        <w:rPr>
+          <w:rFonts w:ascii="等线" w:eastAsia="等线" w:hAnsi="等线" w:hint="eastAsia"/>
+          <w:b/>
+          <w:bCs/>
+          <w:color w:val="C00000"/>
+          <w:szCs w:val="21"/>
+        </w:rPr>
+        <w:t>何为“数据科学”范式，与“假设-验证”范式主要区别是什么？</w:t>
+      </w:r>
+    </w:p>
+    <w:p>
+      <w:pPr>
+        <w:spacing w:line="276" w:lineRule="auto"/>
+        <w:rPr>
+          <w:rFonts w:ascii="等线" w:eastAsia="等线" w:hAnsi="等线"/>
+          <w:b/>
+          <w:bCs/>
+          <w:szCs w:val="21"/>
+        </w:rPr>
+      </w:pPr>
+      <w:r>
+        <w:rPr>
+          <w:rFonts w:ascii="等线" w:eastAsia="等线" w:hAnsi="等线" w:hint="eastAsia"/>
+          <w:b/>
+          <w:bCs/>
+          <w:szCs w:val="21"/>
+        </w:rPr>
+        <w:t>答：</w:t>
+      </w:r>
+    </w:p>
+    <w:p>
+      <w:pPr>
+        <w:spacing w:line="276" w:lineRule="auto"/>
+        <w:rPr>
+          <w:rFonts w:ascii="等线" w:eastAsia="等线" w:hAnsi="等线" w:hint="eastAsia"/>
+          <w:szCs w:val="21"/>
+        </w:rPr>
+      </w:pPr>
+      <w:r>
+        <w:rPr>
+          <w:rFonts w:ascii="等线" w:eastAsia="等线" w:hAnsi="等线" w:hint="eastAsia"/>
+          <w:b/>
+          <w:bCs/>
+          <w:szCs w:val="21"/>
+        </w:rPr>
+        <w:t>“数据科学”范式，</w:t>
+      </w:r>
+      <w:r>
+        <w:rPr>
+          <w:rFonts w:ascii="等线" w:eastAsia="等线" w:hAnsi="等线" w:hint="eastAsia"/>
+          <w:szCs w:val="21"/>
+        </w:rPr>
+        <w:t>是指借助大规模数据、计算机、统计建模和机器学习等方法，直接从数据中发现模式、关系和规律，并据此进行解释、预测和决策的一种研究范式。它强调从数据中发现知识，而不一定必须先提出明确假说。</w:t>
+      </w:r>
+      <w:r>
+        <w:rPr>
+          <w:rFonts w:ascii="等线" w:eastAsia="等线" w:hAnsi="等线" w:hint="eastAsia"/>
+          <w:szCs w:val="21"/>
+        </w:rPr>
+        <w:t>其规范流程如下图所示：</w:t>
+      </w:r>
+    </w:p>
+    <w:p>
+      <w:pPr>
+        <w:spacing w:line="276" w:lineRule="auto"/>
+        <w:ind w:firstLineChars="200" w:firstLine="420"/>
+        <w:jc w:val="center"/>
+        <w:rPr>
+          <w:rFonts w:ascii="等线" w:eastAsia="等线" w:hAnsi="等线" w:hint="eastAsia"/>
+          <w:szCs w:val="21"/>
+        </w:rPr>
+      </w:pPr>
+      <w:r>
+        <w:rPr>
+          <w:noProof/>
+        </w:rPr>
+        <w:lastRenderedPageBreak/>
+        <w:drawing>
+          <wp:inline distT="0" distB="0" distL="0" distR="0" wp14:anchorId="392103DD" wp14:editId="32E60479">
+            <wp:extent cx="3596185" cy="2573961"/>
+            <wp:effectExtent l="0" t="0" r="4445" b="0"/>
+            <wp:docPr id="2" name="图片 2"/>
+            <wp:cNvGraphicFramePr>
+              <a:graphicFrameLocks xmlns:a="http://schemas.openxmlformats.org/drawingml/2006/main" noChangeAspect="1"/>
+            </wp:cNvGraphicFramePr>
+            <a:graphic xmlns:a="http://schemas.openxmlformats.org/drawingml/2006/main">
+              <a:graphicData uri="http://schemas.openxmlformats.org/drawingml/2006/picture">
+                <pic:pic xmlns:pic="http://schemas.openxmlformats.org/drawingml/2006/picture">
+                  <pic:nvPicPr>
+                    <pic:cNvPr id="1" name=""/>
+                    <pic:cNvPicPr/>
+                  </pic:nvPicPr>
+                  <pic:blipFill>
+                    <a:blip r:embed="rId6"/>
+                    <a:stretch>
+                      <a:fillRect/>
+                    </a:stretch>
+                  </pic:blipFill>
+                  <pic:spPr>
+                    <a:xfrm>
+                      <a:off x="0" y="0"/>
+                      <a:ext cx="3603575" cy="2579251"/>
+                    </a:xfrm>
+                    <a:prstGeom prst="rect">
+                      <a:avLst/>
+                    </a:prstGeom>
+                  </pic:spPr>
+                </pic:pic>
+              </a:graphicData>
+            </a:graphic>
+          </wp:inline>
+        </w:drawing>
+      </w:r>
+    </w:p>
+    <w:p>
+      <w:pPr>
+        <w:spacing w:line="276" w:lineRule="auto"/>
+        <w:ind w:firstLineChars="200" w:firstLine="420"/>
+        <w:rPr>
+          <w:rFonts w:ascii="等线" w:eastAsia="等线" w:hAnsi="等线"/>
+          <w:szCs w:val="21"/>
+        </w:rPr>
+      </w:pPr>
+      <w:r>
+        <w:rPr>
+          <w:rFonts w:ascii="等线" w:eastAsia="等线" w:hAnsi="等线" w:hint="eastAsia"/>
+          <w:szCs w:val="21"/>
+        </w:rPr>
+        <w:t>以“蝗虫为什么减少”为例，数据科学范式会先收集气候、植被、农药使用、土地利用、鸟类数量、天敌数量、人类活动等多种数据，然后通过相关分析、特征筛选和机器学习建模，寻找影响蝗虫数量变化的关键因素及其组合规律。</w:t>
+      </w:r>
+    </w:p>
+    <w:p>
+      <w:pPr>
+        <w:spacing w:line="276" w:lineRule="auto"/>
+        <w:ind w:firstLineChars="200" w:firstLine="420"/>
+        <w:rPr>
+          <w:rFonts w:ascii="等线" w:eastAsia="等线" w:hAnsi="等线" w:hint="eastAsia"/>
+          <w:szCs w:val="21"/>
+        </w:rPr>
+      </w:pPr>
+    </w:p>
+    <w:p>
+      <w:pPr>
+        <w:spacing w:line="276" w:lineRule="auto"/>
+        <w:rPr>
+          <w:rFonts w:ascii="等线" w:eastAsia="等线" w:hAnsi="等线" w:hint="eastAsia"/>
+          <w:b/>
+          <w:bCs/>
+          <w:szCs w:val="21"/>
+        </w:rPr>
+      </w:pPr>
+      <w:r>
+        <w:rPr>
+          <w:rFonts w:ascii="等线" w:eastAsia="等线" w:hAnsi="等线" w:hint="eastAsia"/>
+          <w:b/>
+          <w:bCs/>
+          <w:szCs w:val="21"/>
+        </w:rPr>
+        <w:t>与</w:t>
+      </w:r>
+      <w:r>
+        <w:rPr>
+          <w:rFonts w:ascii="等线" w:eastAsia="等线" w:hAnsi="等线" w:hint="eastAsia"/>
+          <w:b/>
+          <w:bCs/>
+          <w:szCs w:val="21"/>
+        </w:rPr>
+        <w:t>“</w:t>
+      </w:r>
+      <w:r>
+        <w:rPr>
+          <w:rFonts w:ascii="等线" w:eastAsia="等线" w:hAnsi="等线" w:hint="eastAsia"/>
+          <w:b/>
+          <w:bCs/>
+          <w:szCs w:val="21"/>
+        </w:rPr>
+        <w:t>假说-验证”范式的主要区别在于：</w:t>
       </w:r>
     </w:p>
     <w:p>
@@ -275,7 +552,7 @@
         <w:pStyle w:val="a9"/>
         <w:numPr>
           <w:ilvl w:val="0"/>
-          <w:numId w:val="1"/>
+          <w:numId w:val="4"/>
         </w:numPr>
         <w:spacing w:line="276" w:lineRule="auto"/>
         <w:rPr>
@@ -288,21 +565,23 @@
           <w:rFonts w:ascii="等线" w:eastAsia="等线" w:hAnsi="等线" w:hint="eastAsia"/>
           <w:szCs w:val="21"/>
         </w:rPr>
-        <w:t>“假说-验证”范式更擅长检验已有假设是否成立，但对于未来变化的预测能力相对较弱</w:t>
-      </w:r>
-      <w:r>
-        <w:rPr>
-          <w:rFonts w:ascii="等线" w:eastAsia="等线" w:hAnsi="等线" w:hint="eastAsia"/>
-          <w:szCs w:val="21"/>
-        </w:rPr>
-        <w:t>。因此面临涉及到多因素变化的复杂问题时</w:t>
-      </w:r>
-      <w:r>
-        <w:rPr>
-          <w:rFonts w:ascii="等线" w:eastAsia="等线" w:hAnsi="等线" w:hint="eastAsia"/>
-          <w:szCs w:val="21"/>
-        </w:rPr>
-        <w:t>，仅靠传统假说检验往往不足以给出准确预测。</w:t>
+        <w:t>研究起点不同。“假说-验证”是先有理论和假说，再找数据去检验；“数据科学”则往往</w:t>
+      </w:r>
+      <w:proofErr w:type="gramStart"/>
+      <w:r>
+        <w:rPr>
+          <w:rFonts w:ascii="等线" w:eastAsia="等线" w:hAnsi="等线" w:hint="eastAsia"/>
+          <w:szCs w:val="21"/>
+        </w:rPr>
+        <w:t>先面对</w:t>
+      </w:r>
+      <w:proofErr w:type="gramEnd"/>
+      <w:r>
+        <w:rPr>
+          <w:rFonts w:ascii="等线" w:eastAsia="等线" w:hAnsi="等线" w:hint="eastAsia"/>
+          <w:szCs w:val="21"/>
+        </w:rPr>
+        <w:t>大量数据，通过挖掘和建模发现模式，再形成解释或提出新问题。</w:t>
       </w:r>
     </w:p>
     <w:p>
@@ -310,10 +589,31 @@
         <w:pStyle w:val="a9"/>
         <w:numPr>
           <w:ilvl w:val="0"/>
-          <w:numId w:val="1"/>
+          <w:numId w:val="4"/>
         </w:numPr>
         <w:spacing w:line="276" w:lineRule="auto"/>
         <w:rPr>
+          <w:rFonts w:ascii="等线" w:eastAsia="等线" w:hAnsi="等线" w:hint="eastAsia"/>
+          <w:szCs w:val="21"/>
+        </w:rPr>
+      </w:pPr>
+      <w:r>
+        <w:rPr>
+          <w:rFonts w:ascii="等线" w:eastAsia="等线" w:hAnsi="等线" w:hint="eastAsia"/>
+          <w:szCs w:val="21"/>
+        </w:rPr>
+        <w:t>目的侧重点不同。“假说-验证”更强调因果解释和理论检验；“数据科学”更强调模式识别、预测能力、关联发现和复杂系统中的规律提取。</w:t>
+      </w:r>
+    </w:p>
+    <w:p>
+      <w:pPr>
+        <w:pStyle w:val="a9"/>
+        <w:numPr>
+          <w:ilvl w:val="0"/>
+          <w:numId w:val="4"/>
+        </w:numPr>
+        <w:spacing w:line="276" w:lineRule="auto"/>
+        <w:rPr>
           <w:rFonts w:ascii="等线" w:eastAsia="等线" w:hAnsi="等线"/>
           <w:szCs w:val="21"/>
         </w:rPr>
@@ -323,53 +623,129 @@
           <w:rFonts w:ascii="等线" w:eastAsia="等线" w:hAnsi="等线" w:hint="eastAsia"/>
           <w:szCs w:val="21"/>
         </w:rPr>
-        <w:t>生态学研究对象通常尺度较大、过程较长，很多现象发生在自然环境中，无法像物理或化学实验那样进行完全</w:t>
-      </w:r>
-      <w:r>
-        <w:rPr>
-          <w:rFonts w:ascii="等线" w:eastAsia="等线" w:hAnsi="等线" w:hint="eastAsia"/>
-          <w:szCs w:val="21"/>
-        </w:rPr>
-        <w:t>的变量</w:t>
-      </w:r>
-      <w:r>
-        <w:rPr>
-          <w:rFonts w:ascii="等线" w:eastAsia="等线" w:hAnsi="等线" w:hint="eastAsia"/>
-          <w:szCs w:val="21"/>
-        </w:rPr>
-        <w:t>控制。因此研究结果容易受到环境差异影响，可重复性较弱</w:t>
-      </w:r>
-      <w:r>
-        <w:rPr>
-          <w:rFonts w:ascii="等线" w:eastAsia="等线" w:hAnsi="等线" w:hint="eastAsia"/>
-          <w:szCs w:val="21"/>
-        </w:rPr>
-        <w:t>。</w:t>
-      </w:r>
-    </w:p>
-    <w:p>
-      <w:pPr>
-        <w:spacing w:line="276" w:lineRule="auto"/>
-        <w:rPr>
-          <w:rFonts w:ascii="等线" w:eastAsia="等线" w:hAnsi="等线" w:hint="eastAsia"/>
-          <w:szCs w:val="21"/>
-        </w:rPr>
-      </w:pPr>
-    </w:p>
-    <w:p>
-      <w:pPr>
-        <w:spacing w:line="276" w:lineRule="auto"/>
-        <w:rPr>
-          <w:rFonts w:ascii="等线" w:eastAsia="等线" w:hAnsi="等线" w:hint="eastAsia"/>
-          <w:szCs w:val="21"/>
-        </w:rPr>
-      </w:pPr>
-    </w:p>
-    <w:p>
-      <w:pPr>
-        <w:spacing w:line="276" w:lineRule="auto"/>
-        <w:rPr>
-          <w:rFonts w:ascii="等线" w:eastAsia="等线" w:hAnsi="等线" w:hint="eastAsia"/>
+        <w:t>方法工具不同。“假说-验证”主要依赖实验设计、统计检验和参数估计；“数据科学”更依赖数据预处理、探索性分析、机器学习、数据挖掘和预测评估。</w:t>
+      </w:r>
+    </w:p>
+    <w:p>
+      <w:pPr>
+        <w:spacing w:line="276" w:lineRule="auto"/>
+        <w:rPr>
+          <w:rFonts w:ascii="等线" w:eastAsia="等线" w:hAnsi="等线"/>
+          <w:szCs w:val="21"/>
+        </w:rPr>
+      </w:pPr>
+    </w:p>
+    <w:p>
+      <w:pPr>
+        <w:spacing w:line="276" w:lineRule="auto"/>
+        <w:rPr>
+          <w:rFonts w:ascii="等线" w:eastAsia="等线" w:hAnsi="等线"/>
+          <w:b/>
+          <w:bCs/>
+          <w:szCs w:val="21"/>
+        </w:rPr>
+      </w:pPr>
+      <w:r>
+        <w:rPr>
+          <w:rFonts w:ascii="等线" w:eastAsia="等线" w:hAnsi="等线" w:hint="eastAsia"/>
+          <w:b/>
+          <w:bCs/>
+          <w:szCs w:val="21"/>
+        </w:rPr>
+        <w:t>此外，教材</w:t>
+      </w:r>
+      <w:r>
+        <w:rPr>
+          <w:rFonts w:ascii="等线" w:eastAsia="等线" w:hAnsi="等线" w:hint="eastAsia"/>
+          <w:b/>
+          <w:bCs/>
+          <w:szCs w:val="21"/>
+        </w:rPr>
+        <w:t>中还专门给出表格，对比了数据挖掘与传统统计分析在前提条件、数据规模、主要目标和建模方法上的差异</w:t>
+      </w:r>
+    </w:p>
+    <w:p>
+      <w:pPr>
+        <w:spacing w:line="276" w:lineRule="auto"/>
+        <w:jc w:val="center"/>
+        <w:rPr>
+          <w:rFonts w:ascii="等线" w:eastAsia="等线" w:hAnsi="等线"/>
+          <w:szCs w:val="21"/>
+        </w:rPr>
+      </w:pPr>
+      <w:r>
+        <w:rPr>
+          <w:noProof/>
+        </w:rPr>
+        <w:drawing>
+          <wp:inline distT="0" distB="0" distL="0" distR="0" wp14:anchorId="1F4163BE" wp14:editId="1F71E568">
+            <wp:extent cx="4237630" cy="2288708"/>
+            <wp:effectExtent l="0" t="0" r="0" b="0"/>
+            <wp:docPr id="4" name="图片 4"/>
+            <wp:cNvGraphicFramePr>
+              <a:graphicFrameLocks xmlns:a="http://schemas.openxmlformats.org/drawingml/2006/main" noChangeAspect="1"/>
+            </wp:cNvGraphicFramePr>
+            <a:graphic xmlns:a="http://schemas.openxmlformats.org/drawingml/2006/main">
+              <a:graphicData uri="http://schemas.openxmlformats.org/drawingml/2006/picture">
+                <pic:pic xmlns:pic="http://schemas.openxmlformats.org/drawingml/2006/picture">
+                  <pic:nvPicPr>
+                    <pic:cNvPr id="1" name=""/>
+                    <pic:cNvPicPr/>
+                  </pic:nvPicPr>
+                  <pic:blipFill>
+                    <a:blip r:embed="rId7"/>
+                    <a:stretch>
+                      <a:fillRect/>
+                    </a:stretch>
+                  </pic:blipFill>
+                  <pic:spPr>
+                    <a:xfrm>
+                      <a:off x="0" y="0"/>
+                      <a:ext cx="4245381" cy="2292894"/>
+                    </a:xfrm>
+                    <a:prstGeom prst="rect">
+                      <a:avLst/>
+                    </a:prstGeom>
+                  </pic:spPr>
+                </pic:pic>
+              </a:graphicData>
+            </a:graphic>
+          </wp:inline>
+        </w:drawing>
+      </w:r>
+    </w:p>
+    <w:p>
+      <w:pPr>
+        <w:spacing w:line="276" w:lineRule="auto"/>
+        <w:rPr>
+          <w:rFonts w:ascii="等线" w:eastAsia="等线" w:hAnsi="等线"/>
+          <w:szCs w:val="21"/>
+        </w:rPr>
+      </w:pPr>
+    </w:p>
+    <w:p>
+      <w:pPr>
+        <w:spacing w:line="276" w:lineRule="auto"/>
+        <w:rPr>
+          <w:rFonts w:ascii="等线" w:eastAsia="等线" w:hAnsi="等线"/>
+          <w:szCs w:val="21"/>
+        </w:rPr>
+      </w:pPr>
+    </w:p>
+    <w:p>
+      <w:pPr>
+        <w:spacing w:line="276" w:lineRule="auto"/>
+        <w:rPr>
+          <w:rFonts w:ascii="等线" w:eastAsia="等线" w:hAnsi="等线" w:hint="eastAsia"/>
+          <w:szCs w:val="21"/>
+        </w:rPr>
+      </w:pPr>
+    </w:p>
+    <w:p>
+      <w:pPr>
+        <w:spacing w:line="276" w:lineRule="auto"/>
+        <w:rPr>
+          <w:rFonts w:ascii="等线" w:eastAsia="等线" w:hAnsi="等线"/>
           <w:b/>
           <w:bCs/>
           <w:color w:val="C00000"/>
@@ -384,7 +760,8 @@
           <w:color w:val="C00000"/>
           <w:szCs w:val="21"/>
         </w:rPr>
-        <w:t xml:space="preserve">2. </w:t>
+        <w:lastRenderedPageBreak/>
+        <w:t xml:space="preserve">3. </w:t>
       </w:r>
       <w:r>
         <w:rPr>
@@ -394,190 +771,114 @@
           <w:color w:val="C00000"/>
           <w:szCs w:val="21"/>
         </w:rPr>
-        <w:t>何为“数据科学”范式，与“假设-验证”范式主要区别是什么？</w:t>
-      </w:r>
-    </w:p>
-    <w:p>
-      <w:pPr>
-        <w:spacing w:line="276" w:lineRule="auto"/>
+        <w:t>什么是数据驱动的方法？与传统上哪种范式采用的方法相似？</w:t>
+      </w:r>
+    </w:p>
+    <w:p>
+      <w:pPr>
+        <w:spacing w:line="276" w:lineRule="auto"/>
+        <w:rPr>
+          <w:rFonts w:ascii="等线" w:eastAsia="等线" w:hAnsi="等线" w:hint="eastAsia"/>
+          <w:b/>
+          <w:bCs/>
+          <w:szCs w:val="21"/>
+        </w:rPr>
+      </w:pPr>
+      <w:r>
+        <w:rPr>
+          <w:rFonts w:ascii="等线" w:eastAsia="等线" w:hAnsi="等线" w:hint="eastAsia"/>
+          <w:b/>
+          <w:bCs/>
+          <w:szCs w:val="21"/>
+        </w:rPr>
+        <w:t>答：</w:t>
+      </w:r>
+    </w:p>
+    <w:p>
+      <w:pPr>
+        <w:spacing w:line="276" w:lineRule="auto"/>
+        <w:ind w:firstLine="420"/>
         <w:rPr>
           <w:rFonts w:ascii="等线" w:eastAsia="等线" w:hAnsi="等线"/>
-          <w:b/>
-          <w:bCs/>
-          <w:szCs w:val="21"/>
-        </w:rPr>
-      </w:pPr>
-      <w:r>
-        <w:rPr>
-          <w:rFonts w:ascii="等线" w:eastAsia="等线" w:hAnsi="等线" w:hint="eastAsia"/>
-          <w:b/>
-          <w:bCs/>
-          <w:szCs w:val="21"/>
-        </w:rPr>
-        <w:t>答：</w:t>
-      </w:r>
-    </w:p>
-    <w:p>
-      <w:pPr>
-        <w:spacing w:line="276" w:lineRule="auto"/>
-        <w:ind w:firstLineChars="200" w:firstLine="420"/>
-        <w:rPr>
-          <w:rFonts w:ascii="等线" w:eastAsia="等线" w:hAnsi="等线"/>
-          <w:szCs w:val="21"/>
-        </w:rPr>
-      </w:pPr>
-      <w:r>
-        <w:rPr>
-          <w:rFonts w:ascii="等线" w:eastAsia="等线" w:hAnsi="等线" w:hint="eastAsia"/>
-          <w:szCs w:val="21"/>
-        </w:rPr>
-        <w:t>“数据科学”范式，是指从大量数据出发，借助计算方法和机器学习模型，发现变量之间的关系、规律与预测模式的一种研究方式。</w:t>
-      </w:r>
-      <w:r>
-        <w:rPr>
-          <w:rFonts w:ascii="等线" w:eastAsia="等线" w:hAnsi="等线" w:hint="eastAsia"/>
-          <w:szCs w:val="21"/>
-        </w:rPr>
-        <w:t>通常的做法是</w:t>
-      </w:r>
-      <w:r>
-        <w:rPr>
-          <w:rFonts w:ascii="等线" w:eastAsia="等线" w:hAnsi="等线" w:hint="eastAsia"/>
-          <w:szCs w:val="21"/>
-        </w:rPr>
-        <w:t>先围绕研究问题收集尽可能全面的数据，再通过探索分析和建模，从数据中识别出哪些因素重要、这些因素与目标变量之间是什么关系，以及模型能否对未知情况做出较好预测。以“蝗虫为什么减少”为例，数据科学范式会先收集气候、植被、农药使用、土地利用、鸟类数量、天敌数量、人类活动等多种数据，然后通过相关分析、特征筛选和机器学习建模，寻找影响蝗虫数量变化的关键因素及其组合规律。</w:t>
+          <w:szCs w:val="21"/>
+        </w:rPr>
+      </w:pPr>
+      <w:r>
+        <w:rPr>
+          <w:rFonts w:ascii="等线" w:eastAsia="等线" w:hAnsi="等线" w:hint="eastAsia"/>
+          <w:b/>
+          <w:bCs/>
+          <w:szCs w:val="21"/>
+        </w:rPr>
+        <w:t>“数据驱动的方法”</w:t>
+      </w:r>
+      <w:r>
+        <w:rPr>
+          <w:rFonts w:ascii="等线" w:eastAsia="等线" w:hAnsi="等线" w:hint="eastAsia"/>
+          <w:szCs w:val="21"/>
+        </w:rPr>
+        <w:t>就是以数据本身为出发点，</w:t>
+      </w:r>
+      <w:proofErr w:type="gramStart"/>
+      <w:r>
+        <w:rPr>
+          <w:rFonts w:ascii="等线" w:eastAsia="等线" w:hAnsi="等线" w:hint="eastAsia"/>
+          <w:szCs w:val="21"/>
+        </w:rPr>
+        <w:t>不</w:t>
+      </w:r>
+      <w:proofErr w:type="gramEnd"/>
+      <w:r>
+        <w:rPr>
+          <w:rFonts w:ascii="等线" w:eastAsia="等线" w:hAnsi="等线" w:hint="eastAsia"/>
+          <w:szCs w:val="21"/>
+        </w:rPr>
+        <w:t>预先强依赖理论假设，而是通过对大量数据进行处理、探索、建模和分析，从中归纳出模式、关系和</w:t>
+      </w:r>
+      <w:proofErr w:type="gramStart"/>
+      <w:r>
+        <w:rPr>
+          <w:rFonts w:ascii="等线" w:eastAsia="等线" w:hAnsi="等线" w:hint="eastAsia"/>
+          <w:szCs w:val="21"/>
+        </w:rPr>
+        <w:t>可</w:t>
+      </w:r>
+      <w:proofErr w:type="gramEnd"/>
+      <w:r>
+        <w:rPr>
+          <w:rFonts w:ascii="等线" w:eastAsia="等线" w:hAnsi="等线" w:hint="eastAsia"/>
+          <w:szCs w:val="21"/>
+        </w:rPr>
+        <w:t>预测规律的方法。数据科学范式“通过对数据进行归纳和推导而非估计”，并利用机器学习等方法从大数据中发现知识，这就是典型的数据驱动思路。</w:t>
       </w:r>
     </w:p>
     <w:p>
       <w:pPr>
         <w:spacing w:line="276" w:lineRule="auto"/>
         <w:ind w:firstLine="420"/>
-        <w:rPr>
-          <w:rFonts w:ascii="等线" w:eastAsia="等线" w:hAnsi="等线"/>
-          <w:szCs w:val="21"/>
-        </w:rPr>
-      </w:pPr>
-      <w:r>
-        <w:rPr>
-          <w:rFonts w:ascii="等线" w:eastAsia="等线" w:hAnsi="等线" w:hint="eastAsia"/>
-          <w:szCs w:val="21"/>
-        </w:rPr>
-        <w:t>“数据科学”范式与“假设—验证”范式的主要区别在于：前者是数据驱动，后者是理论驱动。假设—验证范式通常从一个明确假设出发，再通过实验设计、数据收集和统计分析检验假设是否成立，重点在于解释现象和进行因果推断；而数据科学范式通常从现实问题出发，先广泛收集相关数据，再通过探索分析、特征筛选和机器学习建模，从数据中发现变量之间的关系与规律，重点在于模式识别和预测。相比之下，假设—验证范式更依赖先验理论，数据主要用于验证假设；数据科学范式对先验理论依赖较弱，数据不仅用于分析，还用于训练、测试和优化模型，其结果通常表现为预测模型、重要特征或规律性关系。</w:t>
-      </w:r>
-    </w:p>
-    <w:p>
-      <w:pPr>
-        <w:spacing w:line="276" w:lineRule="auto"/>
-        <w:rPr>
-          <w:rFonts w:ascii="等线" w:eastAsia="等线" w:hAnsi="等线" w:hint="eastAsia"/>
-          <w:szCs w:val="21"/>
-        </w:rPr>
-      </w:pPr>
-    </w:p>
-    <w:p>
-      <w:pPr>
-        <w:spacing w:line="276" w:lineRule="auto"/>
-        <w:rPr>
-          <w:rFonts w:ascii="等线" w:eastAsia="等线" w:hAnsi="等线" w:hint="eastAsia"/>
-          <w:szCs w:val="21"/>
-        </w:rPr>
-      </w:pPr>
-    </w:p>
-    <w:p>
-      <w:pPr>
-        <w:spacing w:line="276" w:lineRule="auto"/>
-        <w:rPr>
-          <w:rFonts w:ascii="等线" w:eastAsia="等线" w:hAnsi="等线"/>
-          <w:b/>
-          <w:bCs/>
-          <w:color w:val="C00000"/>
-          <w:szCs w:val="21"/>
-        </w:rPr>
-      </w:pPr>
-      <w:r>
-        <w:rPr>
-          <w:rFonts w:ascii="等线" w:eastAsia="等线" w:hAnsi="等线"/>
-          <w:b/>
-          <w:bCs/>
-          <w:color w:val="C00000"/>
-          <w:szCs w:val="21"/>
-        </w:rPr>
-        <w:t xml:space="preserve">3. </w:t>
-      </w:r>
-      <w:r>
-        <w:rPr>
-          <w:rFonts w:ascii="等线" w:eastAsia="等线" w:hAnsi="等线" w:hint="eastAsia"/>
-          <w:b/>
-          <w:bCs/>
-          <w:color w:val="C00000"/>
-          <w:szCs w:val="21"/>
-        </w:rPr>
-        <w:t>什么是数据驱动的方法？与传统上哪种范式采用的方法相似？</w:t>
-      </w:r>
-    </w:p>
-    <w:p>
-      <w:pPr>
-        <w:spacing w:line="276" w:lineRule="auto"/>
-        <w:rPr>
-          <w:rFonts w:ascii="等线" w:eastAsia="等线" w:hAnsi="等线"/>
-          <w:b/>
-          <w:bCs/>
-          <w:szCs w:val="21"/>
-        </w:rPr>
-      </w:pPr>
-      <w:r>
-        <w:rPr>
-          <w:rFonts w:ascii="等线" w:eastAsia="等线" w:hAnsi="等线" w:hint="eastAsia"/>
-          <w:b/>
-          <w:bCs/>
-          <w:szCs w:val="21"/>
-        </w:rPr>
-        <w:lastRenderedPageBreak/>
-        <w:t>答：</w:t>
-      </w:r>
-    </w:p>
-    <w:p>
-      <w:pPr>
-        <w:spacing w:line="276" w:lineRule="auto"/>
-        <w:ind w:firstLine="420"/>
-        <w:rPr>
-          <w:rFonts w:ascii="等线" w:eastAsia="等线" w:hAnsi="等线" w:hint="eastAsia"/>
-          <w:szCs w:val="21"/>
-        </w:rPr>
-      </w:pPr>
-      <w:r>
-        <w:rPr>
-          <w:rFonts w:ascii="等线" w:eastAsia="等线" w:hAnsi="等线" w:hint="eastAsia"/>
-          <w:szCs w:val="21"/>
-        </w:rPr>
-        <w:t>数据驱动的方法，是指从大量数据出发，通过统计分析、</w:t>
-      </w:r>
-      <w:r>
-        <w:rPr>
-          <w:rFonts w:ascii="等线" w:eastAsia="等线" w:hAnsi="等线" w:hint="eastAsia"/>
-          <w:szCs w:val="21"/>
-        </w:rPr>
-        <w:t>数学计算</w:t>
-      </w:r>
-      <w:r>
-        <w:rPr>
-          <w:rFonts w:ascii="等线" w:eastAsia="等线" w:hAnsi="等线" w:hint="eastAsia"/>
-          <w:szCs w:val="21"/>
-        </w:rPr>
-        <w:t>或机器学习等手段，从数据中发现规律、建立关系并进行预测的方法。它强调让数据本身告诉我们哪些因素重要、变量之间有什么联系，而不一定预先提出一个非常明确的理论假设。</w:t>
-      </w:r>
-    </w:p>
-    <w:p>
-      <w:pPr>
-        <w:spacing w:line="276" w:lineRule="auto"/>
-        <w:ind w:firstLine="420"/>
-      </w:pPr>
-      <w:r>
-        <w:rPr>
-          <w:rFonts w:ascii="等线" w:eastAsia="等线" w:hAnsi="等线" w:hint="eastAsia"/>
-          <w:szCs w:val="21"/>
-        </w:rPr>
-        <w:t>它与传统研究中归纳范式所采用的方法较为相似。二者都强调从观察和经验材料中总结规律，而不是先提出假说再去验证。因此，数据驱动方法本质上更接近从个别数据归纳出一般规律的研究思路。</w:t>
+      </w:pPr>
+      <w:r>
+        <w:rPr>
+          <w:rFonts w:ascii="等线" w:eastAsia="等线" w:hAnsi="等线" w:hint="eastAsia"/>
+          <w:szCs w:val="21"/>
+        </w:rPr>
+        <w:t>它与传统研究中</w:t>
+      </w:r>
+      <w:r>
+        <w:rPr>
+          <w:rFonts w:ascii="等线" w:eastAsia="等线" w:hAnsi="等线" w:hint="eastAsia"/>
+          <w:b/>
+          <w:bCs/>
+          <w:szCs w:val="21"/>
+        </w:rPr>
+        <w:t>归纳范式</w:t>
+      </w:r>
+      <w:r>
+        <w:rPr>
+          <w:rFonts w:ascii="等线" w:eastAsia="等线" w:hAnsi="等线" w:hint="eastAsia"/>
+          <w:szCs w:val="21"/>
+        </w:rPr>
+        <w:t>所采用的方法较为相似。二者都强调从观察和经验材料中总结规律，而不是先提出假说再去验证。因此，数据驱动方法本质上更接近从个别数据归纳出一般规律的研究思路。</w:t>
       </w:r>
     </w:p>
     <w:p>
@@ -598,6 +899,321 @@
 <file path=word/numbering.xml><?xml version="1.0" encoding="utf-8"?>
 <w:numbering xmlns:wpc="http://schemas.microsoft.com/office/word/2010/wordprocessingCanvas" xmlns:cx="http://schemas.microsoft.com/office/drawing/2014/chartex" xmlns:cx1="http://schemas.microsoft.com/office/drawing/2015/9/8/chartex" xmlns:cx2="http://schemas.microsoft.com/office/drawing/2015/10/21/chartex" xmlns:cx3="http://schemas.microsoft.com/office/drawing/2016/5/9/chartex" xmlns:cx4="http://schemas.microsoft.com/office/drawing/2016/5/10/chartex" xmlns:cx5="http://schemas.microsoft.com/office/drawing/2016/5/11/chartex" xmlns:cx6="http://schemas.microsoft.com/office/drawing/2016/5/12/chartex" xmlns:cx7="http://schemas.microsoft.com/office/drawing/2016/5/13/chartex" xmlns:cx8="http://schemas.microsoft.com/office/drawing/2016/5/14/chartex" xmlns:mc="http://schemas.openxmlformats.org/markup-compatibility/2006" xmlns:aink="http://schemas.microsoft.com/office/drawing/2016/ink" xmlns:am3d="http://schemas.microsoft.com/office/drawing/2017/model3d" xmlns:o="urn:schemas-microsoft-com:office:office" xmlns:r="http://schemas.openxmlformats.org/officeDocument/2006/relationships" xmlns:m="http://schemas.openxmlformats.org/officeDocument/2006/math" xmlns:v="urn:schemas-microsoft-com:vml" xmlns:wp14="http://schemas.microsoft.com/office/word/2010/wordprocessingDrawing" xmlns:wp="http://schemas.openxmlformats.org/drawingml/2006/wordprocessingDrawing" xmlns:w10="urn:schemas-microsoft-com:office:word" xmlns:w="http://schemas.openxmlformats.org/wordprocessingml/2006/main" xmlns:w14="http://schemas.microsoft.com/office/word/2010/wordml" xmlns:w15="http://schemas.microsoft.com/office/word/2012/wordml" xmlns:w16cex="http://schemas.microsoft.com/office/word/2018/wordml/cex" xmlns:w16cid="http://schemas.microsoft.com/office/word/2016/wordml/cid" xmlns:w16="http://schemas.microsoft.com/office/word/2018/wordml" xmlns:w16sdtdh="http://schemas.microsoft.com/office/word/2020/wordml/sdtdatahash" xmlns:w16se="http://schemas.microsoft.com/office/word/2015/wordml/symex" xmlns:wpg="http://schemas.microsoft.com/office/word/2010/wordprocessingGroup" xmlns:wpi="http://schemas.microsoft.com/office/word/2010/wordprocessingInk" xmlns:wne="http://schemas.microsoft.com/office/word/2006/wordml" xmlns:wps="http://schemas.microsoft.com/office/word/2010/wordprocessingShape" mc:Ignorable="w14 w15 w16se w16cid w16 w16cex w16sdtdh wp14">
   <w:abstractNum w:abstractNumId="0" w15:restartNumberingAfterBreak="0">
+    <w:nsid w:val="1ADA43C4"/>
+    <w:multiLevelType w:val="hybridMultilevel"/>
+    <w:tmpl w:val="6A8C084E"/>
+    <w:lvl w:ilvl="0" w:tplc="CB8AE8AA">
+      <w:start w:val="1"/>
+      <w:numFmt w:val="japaneseCounting"/>
+      <w:lvlText w:val="第%1，"/>
+      <w:lvlJc w:val="left"/>
+      <w:pPr>
+        <w:ind w:left="720" w:hanging="720"/>
+      </w:pPr>
+      <w:rPr>
+        <w:rFonts w:hint="default"/>
+      </w:rPr>
+    </w:lvl>
+    <w:lvl w:ilvl="1" w:tplc="04090019" w:tentative="1">
+      <w:start w:val="1"/>
+      <w:numFmt w:val="lowerLetter"/>
+      <w:lvlText w:val="%2)"/>
+      <w:lvlJc w:val="left"/>
+      <w:pPr>
+        <w:ind w:left="840" w:hanging="420"/>
+      </w:pPr>
+    </w:lvl>
+    <w:lvl w:ilvl="2" w:tplc="0409001B" w:tentative="1">
+      <w:start w:val="1"/>
+      <w:numFmt w:val="lowerRoman"/>
+      <w:lvlText w:val="%3."/>
+      <w:lvlJc w:val="right"/>
+      <w:pPr>
+        <w:ind w:left="1260" w:hanging="420"/>
+      </w:pPr>
+    </w:lvl>
+    <w:lvl w:ilvl="3" w:tplc="0409000F" w:tentative="1">
+      <w:start w:val="1"/>
+      <w:numFmt w:val="decimal"/>
+      <w:lvlText w:val="%4."/>
+      <w:lvlJc w:val="left"/>
+      <w:pPr>
+        <w:ind w:left="1680" w:hanging="420"/>
+      </w:pPr>
+    </w:lvl>
+    <w:lvl w:ilvl="4" w:tplc="04090019" w:tentative="1">
+      <w:start w:val="1"/>
+      <w:numFmt w:val="lowerLetter"/>
+      <w:lvlText w:val="%5)"/>
+      <w:lvlJc w:val="left"/>
+      <w:pPr>
+        <w:ind w:left="2100" w:hanging="420"/>
+      </w:pPr>
+    </w:lvl>
+    <w:lvl w:ilvl="5" w:tplc="0409001B" w:tentative="1">
+      <w:start w:val="1"/>
+      <w:numFmt w:val="lowerRoman"/>
+      <w:lvlText w:val="%6."/>
+      <w:lvlJc w:val="right"/>
+      <w:pPr>
+        <w:ind w:left="2520" w:hanging="420"/>
+      </w:pPr>
+    </w:lvl>
+    <w:lvl w:ilvl="6" w:tplc="0409000F" w:tentative="1">
+      <w:start w:val="1"/>
+      <w:numFmt w:val="decimal"/>
+      <w:lvlText w:val="%7."/>
+      <w:lvlJc w:val="left"/>
+      <w:pPr>
+        <w:ind w:left="2940" w:hanging="420"/>
+      </w:pPr>
+    </w:lvl>
+    <w:lvl w:ilvl="7" w:tplc="04090019" w:tentative="1">
+      <w:start w:val="1"/>
+      <w:numFmt w:val="lowerLetter"/>
+      <w:lvlText w:val="%8)"/>
+      <w:lvlJc w:val="left"/>
+      <w:pPr>
+        <w:ind w:left="3360" w:hanging="420"/>
+      </w:pPr>
+    </w:lvl>
+    <w:lvl w:ilvl="8" w:tplc="0409001B" w:tentative="1">
+      <w:start w:val="1"/>
+      <w:numFmt w:val="lowerRoman"/>
+      <w:lvlText w:val="%9."/>
+      <w:lvlJc w:val="right"/>
+      <w:pPr>
+        <w:ind w:left="3780" w:hanging="420"/>
+      </w:pPr>
+    </w:lvl>
+  </w:abstractNum>
+  <w:abstractNum w:abstractNumId="1" w15:restartNumberingAfterBreak="0">
+    <w:nsid w:val="35816317"/>
+    <w:multiLevelType w:val="hybridMultilevel"/>
+    <w:tmpl w:val="6E90068A"/>
+    <w:lvl w:ilvl="0" w:tplc="04090001">
+      <w:start w:val="1"/>
+      <w:numFmt w:val="bullet"/>
+      <w:lvlText w:val=""/>
+      <w:lvlJc w:val="left"/>
+      <w:pPr>
+        <w:ind w:left="420" w:hanging="420"/>
+      </w:pPr>
+      <w:rPr>
+        <w:rFonts w:ascii="Wingdings" w:hAnsi="Wingdings" w:hint="default"/>
+      </w:rPr>
+    </w:lvl>
+    <w:lvl w:ilvl="1" w:tplc="04090003" w:tentative="1">
+      <w:start w:val="1"/>
+      <w:numFmt w:val="bullet"/>
+      <w:lvlText w:val=""/>
+      <w:lvlJc w:val="left"/>
+      <w:pPr>
+        <w:ind w:left="840" w:hanging="420"/>
+      </w:pPr>
+      <w:rPr>
+        <w:rFonts w:ascii="Wingdings" w:hAnsi="Wingdings" w:hint="default"/>
+      </w:rPr>
+    </w:lvl>
+    <w:lvl w:ilvl="2" w:tplc="04090005" w:tentative="1">
+      <w:start w:val="1"/>
+      <w:numFmt w:val="bullet"/>
+      <w:lvlText w:val=""/>
+      <w:lvlJc w:val="left"/>
+      <w:pPr>
+        <w:ind w:left="1260" w:hanging="420"/>
+      </w:pPr>
+      <w:rPr>
+        <w:rFonts w:ascii="Wingdings" w:hAnsi="Wingdings" w:hint="default"/>
+      </w:rPr>
+    </w:lvl>
+    <w:lvl w:ilvl="3" w:tplc="04090001" w:tentative="1">
+      <w:start w:val="1"/>
+      <w:numFmt w:val="bullet"/>
+      <w:lvlText w:val=""/>
+      <w:lvlJc w:val="left"/>
+      <w:pPr>
+        <w:ind w:left="1680" w:hanging="420"/>
+      </w:pPr>
+      <w:rPr>
+        <w:rFonts w:ascii="Wingdings" w:hAnsi="Wingdings" w:hint="default"/>
+      </w:rPr>
+    </w:lvl>
+    <w:lvl w:ilvl="4" w:tplc="04090003" w:tentative="1">
+      <w:start w:val="1"/>
+      <w:numFmt w:val="bullet"/>
+      <w:lvlText w:val=""/>
+      <w:lvlJc w:val="left"/>
+      <w:pPr>
+        <w:ind w:left="2100" w:hanging="420"/>
+      </w:pPr>
+      <w:rPr>
+        <w:rFonts w:ascii="Wingdings" w:hAnsi="Wingdings" w:hint="default"/>
+      </w:rPr>
+    </w:lvl>
+    <w:lvl w:ilvl="5" w:tplc="04090005" w:tentative="1">
+      <w:start w:val="1"/>
+      <w:numFmt w:val="bullet"/>
+      <w:lvlText w:val=""/>
+      <w:lvlJc w:val="left"/>
+      <w:pPr>
+        <w:ind w:left="2520" w:hanging="420"/>
+      </w:pPr>
+      <w:rPr>
+        <w:rFonts w:ascii="Wingdings" w:hAnsi="Wingdings" w:hint="default"/>
+      </w:rPr>
+    </w:lvl>
+    <w:lvl w:ilvl="6" w:tplc="04090001" w:tentative="1">
+      <w:start w:val="1"/>
+      <w:numFmt w:val="bullet"/>
+      <w:lvlText w:val=""/>
+      <w:lvlJc w:val="left"/>
+      <w:pPr>
+        <w:ind w:left="2940" w:hanging="420"/>
+      </w:pPr>
+      <w:rPr>
+        <w:rFonts w:ascii="Wingdings" w:hAnsi="Wingdings" w:hint="default"/>
+      </w:rPr>
+    </w:lvl>
+    <w:lvl w:ilvl="7" w:tplc="04090003" w:tentative="1">
+      <w:start w:val="1"/>
+      <w:numFmt w:val="bullet"/>
+      <w:lvlText w:val=""/>
+      <w:lvlJc w:val="left"/>
+      <w:pPr>
+        <w:ind w:left="3360" w:hanging="420"/>
+      </w:pPr>
+      <w:rPr>
+        <w:rFonts w:ascii="Wingdings" w:hAnsi="Wingdings" w:hint="default"/>
+      </w:rPr>
+    </w:lvl>
+    <w:lvl w:ilvl="8" w:tplc="04090005" w:tentative="1">
+      <w:start w:val="1"/>
+      <w:numFmt w:val="bullet"/>
+      <w:lvlText w:val=""/>
+      <w:lvlJc w:val="left"/>
+      <w:pPr>
+        <w:ind w:left="3780" w:hanging="420"/>
+      </w:pPr>
+      <w:rPr>
+        <w:rFonts w:ascii="Wingdings" w:hAnsi="Wingdings" w:hint="default"/>
+      </w:rPr>
+    </w:lvl>
+  </w:abstractNum>
+  <w:abstractNum w:abstractNumId="2" w15:restartNumberingAfterBreak="0">
+    <w:nsid w:val="485E1045"/>
+    <w:multiLevelType w:val="hybridMultilevel"/>
+    <w:tmpl w:val="A85098B2"/>
+    <w:lvl w:ilvl="0" w:tplc="04090001">
+      <w:start w:val="1"/>
+      <w:numFmt w:val="bullet"/>
+      <w:lvlText w:val=""/>
+      <w:lvlJc w:val="left"/>
+      <w:pPr>
+        <w:ind w:left="420" w:hanging="420"/>
+      </w:pPr>
+      <w:rPr>
+        <w:rFonts w:ascii="Wingdings" w:hAnsi="Wingdings" w:hint="default"/>
+      </w:rPr>
+    </w:lvl>
+    <w:lvl w:ilvl="1" w:tplc="04090003" w:tentative="1">
+      <w:start w:val="1"/>
+      <w:numFmt w:val="bullet"/>
+      <w:lvlText w:val=""/>
+      <w:lvlJc w:val="left"/>
+      <w:pPr>
+        <w:ind w:left="840" w:hanging="420"/>
+      </w:pPr>
+      <w:rPr>
+        <w:rFonts w:ascii="Wingdings" w:hAnsi="Wingdings" w:hint="default"/>
+      </w:rPr>
+    </w:lvl>
+    <w:lvl w:ilvl="2" w:tplc="04090005" w:tentative="1">
+      <w:start w:val="1"/>
+      <w:numFmt w:val="bullet"/>
+      <w:lvlText w:val=""/>
+      <w:lvlJc w:val="left"/>
+      <w:pPr>
+        <w:ind w:left="1260" w:hanging="420"/>
+      </w:pPr>
+      <w:rPr>
+        <w:rFonts w:ascii="Wingdings" w:hAnsi="Wingdings" w:hint="default"/>
+      </w:rPr>
+    </w:lvl>
+    <w:lvl w:ilvl="3" w:tplc="04090001" w:tentative="1">
+      <w:start w:val="1"/>
+      <w:numFmt w:val="bullet"/>
+      <w:lvlText w:val=""/>
+      <w:lvlJc w:val="left"/>
+      <w:pPr>
+        <w:ind w:left="1680" w:hanging="420"/>
+      </w:pPr>
+      <w:rPr>
+        <w:rFonts w:ascii="Wingdings" w:hAnsi="Wingdings" w:hint="default"/>
+      </w:rPr>
+    </w:lvl>
+    <w:lvl w:ilvl="4" w:tplc="04090003" w:tentative="1">
+      <w:start w:val="1"/>
+      <w:numFmt w:val="bullet"/>
+      <w:lvlText w:val=""/>
+      <w:lvlJc w:val="left"/>
+      <w:pPr>
+        <w:ind w:left="2100" w:hanging="420"/>
+      </w:pPr>
+      <w:rPr>
+        <w:rFonts w:ascii="Wingdings" w:hAnsi="Wingdings" w:hint="default"/>
+      </w:rPr>
+    </w:lvl>
+    <w:lvl w:ilvl="5" w:tplc="04090005" w:tentative="1">
+      <w:start w:val="1"/>
+      <w:numFmt w:val="bullet"/>
+      <w:lvlText w:val=""/>
+      <w:lvlJc w:val="left"/>
+      <w:pPr>
+        <w:ind w:left="2520" w:hanging="420"/>
+      </w:pPr>
+      <w:rPr>
+        <w:rFonts w:ascii="Wingdings" w:hAnsi="Wingdings" w:hint="default"/>
+      </w:rPr>
+    </w:lvl>
+    <w:lvl w:ilvl="6" w:tplc="04090001" w:tentative="1">
+      <w:start w:val="1"/>
+      <w:numFmt w:val="bullet"/>
+      <w:lvlText w:val=""/>
+      <w:lvlJc w:val="left"/>
+      <w:pPr>
+        <w:ind w:left="2940" w:hanging="420"/>
+      </w:pPr>
+      <w:rPr>
+        <w:rFonts w:ascii="Wingdings" w:hAnsi="Wingdings" w:hint="default"/>
+      </w:rPr>
+    </w:lvl>
+    <w:lvl w:ilvl="7" w:tplc="04090003" w:tentative="1">
+      <w:start w:val="1"/>
+      <w:numFmt w:val="bullet"/>
+      <w:lvlText w:val=""/>
+      <w:lvlJc w:val="left"/>
+      <w:pPr>
+        <w:ind w:left="3360" w:hanging="420"/>
+      </w:pPr>
+      <w:rPr>
+        <w:rFonts w:ascii="Wingdings" w:hAnsi="Wingdings" w:hint="default"/>
+      </w:rPr>
+    </w:lvl>
+    <w:lvl w:ilvl="8" w:tplc="04090005" w:tentative="1">
+      <w:start w:val="1"/>
+      <w:numFmt w:val="bullet"/>
+      <w:lvlText w:val=""/>
+      <w:lvlJc w:val="left"/>
+      <w:pPr>
+        <w:ind w:left="3780" w:hanging="420"/>
+      </w:pPr>
+      <w:rPr>
+        <w:rFonts w:ascii="Wingdings" w:hAnsi="Wingdings" w:hint="default"/>
+      </w:rPr>
+    </w:lvl>
+  </w:abstractNum>
+  <w:abstractNum w:abstractNumId="3" w15:restartNumberingAfterBreak="0">
     <w:nsid w:val="6F530024"/>
     <w:multiLevelType w:val="hybridMultilevel"/>
     <w:tmpl w:val="15B2B834"/>
@@ -684,7 +1300,16 @@
     </w:lvl>
   </w:abstractNum>
   <w:num w:numId="1">
+    <w:abstractNumId w:val="3"/>
+  </w:num>
+  <w:num w:numId="2">
+    <w:abstractNumId w:val="2"/>
+  </w:num>
+  <w:num w:numId="3">
     <w:abstractNumId w:val="0"/>
+  </w:num>
+  <w:num w:numId="4">
+    <w:abstractNumId w:val="1"/>
   </w:num>
 </w:numbering>
 </file>

--- a/第一次作业 2026_01/Homework-202601 - 柏子鹏.docx
+++ b/第一次作业 2026_01/Homework-202601 - 柏子鹏.docx
@@ -157,96 +157,65 @@
       <w:r>
         <w:rPr>
           <w:rFonts w:ascii="等线" w:eastAsia="等线" w:hAnsi="等线" w:hint="eastAsia"/>
-          <w:szCs w:val="21"/>
-        </w:rPr>
-        <w:t>，是指研究先从已有理论、经验观察或直觉出发，提出一个可检验的科学假说，再通过实验设计、数据收集、统计分析来判断该假说是否成立，最后形成结论。</w:t>
-      </w:r>
-      <w:r>
-        <w:rPr>
-          <w:rFonts w:ascii="等线" w:eastAsia="等线" w:hAnsi="等线" w:hint="eastAsia"/>
-          <w:szCs w:val="21"/>
-        </w:rPr>
-        <w:t>其规范流程如下图所示：</w:t>
-      </w:r>
-    </w:p>
-    <w:p>
-      <w:pPr>
-        <w:spacing w:line="276" w:lineRule="auto"/>
-        <w:jc w:val="center"/>
-        <w:rPr>
-          <w:rFonts w:ascii="等线" w:eastAsia="等线" w:hAnsi="等线"/>
-          <w:szCs w:val="21"/>
-        </w:rPr>
-      </w:pPr>
-      <w:r>
-        <w:rPr>
-          <w:noProof/>
-        </w:rPr>
-        <w:drawing>
-          <wp:inline distT="0" distB="0" distL="0" distR="0" wp14:anchorId="73298912" wp14:editId="519C91BB">
-            <wp:extent cx="2572603" cy="2453200"/>
-            <wp:effectExtent l="0" t="0" r="0" b="4445"/>
-            <wp:docPr id="1" name="图片 1"/>
-            <wp:cNvGraphicFramePr>
-              <a:graphicFrameLocks xmlns:a="http://schemas.openxmlformats.org/drawingml/2006/main" noChangeAspect="1"/>
-            </wp:cNvGraphicFramePr>
-            <a:graphic xmlns:a="http://schemas.openxmlformats.org/drawingml/2006/main">
-              <a:graphicData uri="http://schemas.openxmlformats.org/drawingml/2006/picture">
-                <pic:pic xmlns:pic="http://schemas.openxmlformats.org/drawingml/2006/picture">
-                  <pic:nvPicPr>
-                    <pic:cNvPr id="1" name=""/>
-                    <pic:cNvPicPr/>
-                  </pic:nvPicPr>
-                  <pic:blipFill>
-                    <a:blip r:embed="rId5"/>
-                    <a:stretch>
-                      <a:fillRect/>
-                    </a:stretch>
-                  </pic:blipFill>
-                  <pic:spPr>
-                    <a:xfrm>
-                      <a:off x="0" y="0"/>
-                      <a:ext cx="2578955" cy="2459257"/>
-                    </a:xfrm>
-                    <a:prstGeom prst="rect">
-                      <a:avLst/>
-                    </a:prstGeom>
-                  </pic:spPr>
-                </pic:pic>
-              </a:graphicData>
-            </a:graphic>
-          </wp:inline>
-        </w:drawing>
-      </w:r>
-    </w:p>
-    <w:p>
-      <w:pPr>
-        <w:spacing w:line="276" w:lineRule="auto"/>
-        <w:jc w:val="center"/>
-        <w:rPr>
-          <w:rFonts w:ascii="等线" w:eastAsia="等线" w:hAnsi="等线" w:hint="eastAsia"/>
-          <w:szCs w:val="21"/>
-        </w:rPr>
-      </w:pPr>
-    </w:p>
-    <w:p>
-      <w:pPr>
-        <w:spacing w:line="276" w:lineRule="auto"/>
-        <w:rPr>
-          <w:rFonts w:ascii="等线" w:eastAsia="等线" w:hAnsi="等线" w:hint="eastAsia"/>
-          <w:b/>
-          <w:bCs/>
-          <w:szCs w:val="21"/>
-        </w:rPr>
-      </w:pPr>
-      <w:r>
-        <w:rPr>
-          <w:rFonts w:ascii="等线" w:eastAsia="等线" w:hAnsi="等线" w:hint="eastAsia"/>
-          <w:b/>
-          <w:bCs/>
-          <w:szCs w:val="21"/>
-        </w:rPr>
-        <w:t>它面临的主要困境有三点：</w:t>
+          <w:b/>
+          <w:bCs/>
+          <w:szCs w:val="21"/>
+        </w:rPr>
+        <w:t>是：</w:t>
+      </w:r>
+      <w:r>
+        <w:rPr>
+          <w:rFonts w:ascii="等线" w:eastAsia="等线" w:hAnsi="等线" w:hint="eastAsia"/>
+          <w:szCs w:val="21"/>
+        </w:rPr>
+        <w:t>研究者先从文献阅读、野外观察或已有现象中提出科学问题；然后根据观察和理论提出假说，并形成可验证的预测；再按照统计学原理设计实验、收集数据；之后进行参数估计、统计推断和效应大小估计；最后根据结果接受或拒绝假说，并形成推论</w:t>
+      </w:r>
+    </w:p>
+    <w:p>
+      <w:pPr>
+        <w:spacing w:line="276" w:lineRule="auto"/>
+        <w:rPr>
+          <w:rFonts w:ascii="等线" w:eastAsia="等线" w:hAnsi="等线" w:hint="eastAsia"/>
+          <w:b/>
+          <w:bCs/>
+          <w:szCs w:val="21"/>
+        </w:rPr>
+      </w:pPr>
+      <w:r>
+        <w:rPr>
+          <w:rFonts w:ascii="等线" w:eastAsia="等线" w:hAnsi="等线" w:hint="eastAsia"/>
+          <w:b/>
+          <w:bCs/>
+          <w:szCs w:val="21"/>
+        </w:rPr>
+        <w:t>核心点：</w:t>
+      </w:r>
+      <w:r>
+        <w:rPr>
+          <w:rFonts w:ascii="等线" w:eastAsia="等线" w:hAnsi="等线" w:hint="eastAsia"/>
+          <w:szCs w:val="21"/>
+        </w:rPr>
+        <w:t>提出假设-操控实验-抽样检验-统计推断-验证</w:t>
+      </w:r>
+    </w:p>
+    <w:p>
+      <w:pPr>
+        <w:spacing w:line="276" w:lineRule="auto"/>
+        <w:rPr>
+          <w:rFonts w:ascii="等线" w:eastAsia="等线" w:hAnsi="等线" w:hint="eastAsia"/>
+          <w:b/>
+          <w:bCs/>
+          <w:szCs w:val="21"/>
+        </w:rPr>
+      </w:pPr>
+      <w:r>
+        <w:rPr>
+          <w:rFonts w:ascii="等线" w:eastAsia="等线" w:hAnsi="等线" w:hint="eastAsia"/>
+          <w:b/>
+          <w:bCs/>
+          <w:szCs w:val="21"/>
+        </w:rPr>
+        <w:t>困境：</w:t>
       </w:r>
     </w:p>
     <w:p>
@@ -254,7 +223,7 @@
         <w:pStyle w:val="a9"/>
         <w:numPr>
           <w:ilvl w:val="0"/>
-          <w:numId w:val="2"/>
+          <w:numId w:val="5"/>
         </w:numPr>
         <w:spacing w:line="276" w:lineRule="auto"/>
         <w:rPr>
@@ -265,9 +234,18 @@
       <w:r>
         <w:rPr>
           <w:rFonts w:ascii="等线" w:eastAsia="等线" w:hAnsi="等线" w:hint="eastAsia"/>
-          <w:szCs w:val="21"/>
-        </w:rPr>
-        <w:t>生态系统通常高度复杂，变量多、干扰因子多，很多现象难以被简化为单一因果链条，因此研究者往往很难提出一个“足够好且可被严格检验”的假说。</w:t>
+          <w:b/>
+          <w:bCs/>
+          <w:szCs w:val="21"/>
+        </w:rPr>
+        <w:t>生态系统过于复杂，因果关系难以简化。</w:t>
+      </w:r>
+      <w:r>
+        <w:rPr>
+          <w:rFonts w:ascii="等线" w:eastAsia="等线" w:hAnsi="等线" w:hint="eastAsia"/>
+          <w:szCs w:val="21"/>
+        </w:rPr>
+        <w:t xml:space="preserve">生态系统包含竞争、捕食、寄生、干扰、环境因子等多重作用，一个简单实验往往难以隔离单一因果机制。因此，很多生态学问题并不是简单的“是/否”判断。 </w:t>
       </w:r>
     </w:p>
     <w:p>
@@ -275,7 +253,7 @@
         <w:pStyle w:val="a9"/>
         <w:numPr>
           <w:ilvl w:val="0"/>
-          <w:numId w:val="2"/>
+          <w:numId w:val="5"/>
         </w:numPr>
         <w:spacing w:line="276" w:lineRule="auto"/>
         <w:rPr>
@@ -286,9 +264,18 @@
       <w:r>
         <w:rPr>
           <w:rFonts w:ascii="等线" w:eastAsia="等线" w:hAnsi="等线" w:hint="eastAsia"/>
-          <w:szCs w:val="21"/>
-        </w:rPr>
-        <w:t>很多研究依赖观察数据而非可完全控制的实验，容易受到混杂因素影响，因此即使发现了相关关系，也不等于真正证明了因果关系。材料中明确提到，观察数据很难排除第三变量干扰。</w:t>
+          <w:b/>
+          <w:bCs/>
+          <w:szCs w:val="21"/>
+        </w:rPr>
+        <w:t>零假设检验在生态学中存在局限。</w:t>
+      </w:r>
+      <w:r>
+        <w:rPr>
+          <w:rFonts w:ascii="等线" w:eastAsia="等线" w:hAnsi="等线" w:hint="eastAsia"/>
+          <w:szCs w:val="21"/>
+        </w:rPr>
+        <w:t xml:space="preserve">生态学中构建单一主导因子的零假设很困难，而且许多情况下真正的零假设并不容易成立。也就是说，统计上拒绝或接受某个假设，并不等于真正解释了生态过程背后的机制。 </w:t>
       </w:r>
     </w:p>
     <w:p>
@@ -296,43 +283,36 @@
         <w:pStyle w:val="a9"/>
         <w:numPr>
           <w:ilvl w:val="0"/>
-          <w:numId w:val="2"/>
+          <w:numId w:val="5"/>
         </w:numPr>
         <w:spacing w:line="276" w:lineRule="auto"/>
         <w:rPr>
-          <w:rFonts w:ascii="等线" w:eastAsia="等线" w:hAnsi="等线"/>
-          <w:szCs w:val="21"/>
-        </w:rPr>
-      </w:pPr>
-      <w:r>
-        <w:rPr>
-          <w:rFonts w:ascii="等线" w:eastAsia="等线" w:hAnsi="等线" w:hint="eastAsia"/>
-          <w:szCs w:val="21"/>
-        </w:rPr>
-        <w:t>这一范式往往要求研究在前期就明确提出理论预期，但面对复杂生态问题时，人们常常并不知道</w:t>
-      </w:r>
-      <w:proofErr w:type="gramStart"/>
-      <w:r>
-        <w:rPr>
-          <w:rFonts w:ascii="等线" w:eastAsia="等线" w:hAnsi="等线" w:hint="eastAsia"/>
-          <w:szCs w:val="21"/>
-        </w:rPr>
-        <w:t>该提出</w:t>
-      </w:r>
-      <w:proofErr w:type="gramEnd"/>
-      <w:r>
-        <w:rPr>
-          <w:rFonts w:ascii="等线" w:eastAsia="等线" w:hAnsi="等线" w:hint="eastAsia"/>
-          <w:szCs w:val="21"/>
-        </w:rPr>
-        <w:t>什么假说，或者提出的假说过于简单，难以覆盖真实系统。材料因此指出，这种范式在面对复杂系统时有局限。</w:t>
-      </w:r>
-    </w:p>
-    <w:p>
-      <w:pPr>
-        <w:spacing w:line="276" w:lineRule="auto"/>
-        <w:rPr>
-          <w:rFonts w:ascii="等线" w:eastAsia="等线" w:hAnsi="等线" w:hint="eastAsia"/>
+          <w:rFonts w:ascii="等线" w:eastAsia="等线" w:hAnsi="等线" w:hint="eastAsia"/>
+          <w:szCs w:val="21"/>
+        </w:rPr>
+      </w:pPr>
+      <w:r>
+        <w:rPr>
+          <w:rFonts w:ascii="等线" w:eastAsia="等线" w:hAnsi="等线" w:hint="eastAsia"/>
+          <w:b/>
+          <w:bCs/>
+          <w:szCs w:val="21"/>
+        </w:rPr>
+        <w:t>野外实验难以完全控制和重复。</w:t>
+      </w:r>
+      <w:r>
+        <w:rPr>
+          <w:rFonts w:ascii="等线" w:eastAsia="等线" w:hAnsi="等线" w:hint="eastAsia"/>
+          <w:szCs w:val="21"/>
+        </w:rPr>
+        <w:t>生态学实验对象通常处于开放环境中，混杂因素多，随机化、区组化、重复性和控制条件都比实验室系统更难实现。野外实验很难重复，也不可能包含所有多样性和空间异质性，因此不能完全作为假说的判别性实验。</w:t>
+      </w:r>
+    </w:p>
+    <w:p>
+      <w:pPr>
+        <w:spacing w:line="276" w:lineRule="auto"/>
+        <w:rPr>
+          <w:rFonts w:ascii="等线" w:eastAsia="等线" w:hAnsi="等线"/>
           <w:szCs w:val="21"/>
         </w:rPr>
       </w:pPr>
@@ -402,7 +382,7 @@
       <w:pPr>
         <w:spacing w:line="276" w:lineRule="auto"/>
         <w:rPr>
-          <w:rFonts w:ascii="等线" w:eastAsia="等线" w:hAnsi="等线" w:hint="eastAsia"/>
+          <w:rFonts w:ascii="等线" w:eastAsia="等线" w:hAnsi="等线"/>
           <w:szCs w:val="21"/>
         </w:rPr>
       </w:pPr>
@@ -420,11 +400,63 @@
           <w:rFonts w:ascii="等线" w:eastAsia="等线" w:hAnsi="等线" w:hint="eastAsia"/>
           <w:szCs w:val="21"/>
         </w:rPr>
-        <w:t>是指借助大规模数据、计算机、统计建模和机器学习等方法，直接从数据中发现模式、关系和规律，并据此进行解释、预测和决策的一种研究范式。它强调从数据中发现知识，而不一定必须先提出明确假说。</w:t>
-      </w:r>
-      <w:r>
-        <w:rPr>
-          <w:rFonts w:ascii="等线" w:eastAsia="等线" w:hAnsi="等线" w:hint="eastAsia"/>
+        <w:t>其</w:t>
+      </w:r>
+      <w:r>
+        <w:rPr>
+          <w:rFonts w:ascii="等线" w:eastAsia="等线" w:hAnsi="等线" w:hint="eastAsia"/>
+          <w:szCs w:val="21"/>
+        </w:rPr>
+        <w:t>不再完全从预设假说出发，而是利用海量数据、计算能力、数据挖掘和机器学习方法，直接从数据中发现变量关系、模式和规律，并据此获得新知识</w:t>
+      </w:r>
+      <w:r>
+        <w:rPr>
+          <w:rFonts w:ascii="等线" w:eastAsia="等线" w:hAnsi="等线" w:hint="eastAsia"/>
+          <w:szCs w:val="21"/>
+        </w:rPr>
+        <w:t>。</w:t>
+      </w:r>
+    </w:p>
+    <w:p>
+      <w:pPr>
+        <w:spacing w:line="276" w:lineRule="auto"/>
+        <w:rPr>
+          <w:rFonts w:ascii="等线" w:eastAsia="等线" w:hAnsi="等线"/>
+          <w:szCs w:val="21"/>
+        </w:rPr>
+      </w:pPr>
+      <w:r>
+        <w:rPr>
+          <w:rFonts w:ascii="等线" w:eastAsia="等线" w:hAnsi="等线" w:hint="eastAsia"/>
+          <w:b/>
+          <w:bCs/>
+          <w:szCs w:val="21"/>
+        </w:rPr>
+        <w:t xml:space="preserve">  核心点：</w:t>
+      </w:r>
+      <w:r>
+        <w:rPr>
+          <w:rFonts w:ascii="等线" w:eastAsia="等线" w:hAnsi="等线" w:hint="eastAsia"/>
+          <w:szCs w:val="21"/>
+        </w:rPr>
+        <w:t>基于大数据/数据流；利用机器学习、人工智能等技术手段；从数据中发现规律。（基于-方法-目标）</w:t>
+      </w:r>
+    </w:p>
+    <w:p>
+      <w:pPr>
+        <w:spacing w:line="276" w:lineRule="auto"/>
+        <w:rPr>
+          <w:rFonts w:ascii="等线" w:eastAsia="等线" w:hAnsi="等线"/>
+          <w:b/>
+          <w:bCs/>
+          <w:szCs w:val="21"/>
+        </w:rPr>
+      </w:pPr>
+      <w:r>
+        <w:rPr>
+          <w:rFonts w:ascii="等线" w:eastAsia="等线" w:hAnsi="等线" w:hint="eastAsia"/>
+          <w:b/>
+          <w:bCs/>
           <w:szCs w:val="21"/>
         </w:rPr>
         <w:t>其规范流程如下图所示：</w:t>
@@ -436,7 +468,7 @@
         <w:ind w:firstLineChars="200" w:firstLine="420"/>
         <w:jc w:val="center"/>
         <w:rPr>
-          <w:rFonts w:ascii="等线" w:eastAsia="等线" w:hAnsi="等线" w:hint="eastAsia"/>
+          <w:rFonts w:ascii="等线" w:eastAsia="等线" w:hAnsi="等线"/>
           <w:szCs w:val="21"/>
         </w:rPr>
       </w:pPr>
@@ -444,244 +476,11 @@
         <w:rPr>
           <w:noProof/>
         </w:rPr>
-        <w:lastRenderedPageBreak/>
         <w:drawing>
-          <wp:inline distT="0" distB="0" distL="0" distR="0" wp14:anchorId="392103DD" wp14:editId="32E60479">
-            <wp:extent cx="3596185" cy="2573961"/>
-            <wp:effectExtent l="0" t="0" r="4445" b="0"/>
+          <wp:inline distT="0" distB="0" distL="0" distR="0" wp14:anchorId="392103DD" wp14:editId="23FBA7F5">
+            <wp:extent cx="2999453" cy="2146852"/>
+            <wp:effectExtent l="0" t="0" r="0" b="6350"/>
             <wp:docPr id="2" name="图片 2"/>
-            <wp:cNvGraphicFramePr>
-              <a:graphicFrameLocks xmlns:a="http://schemas.openxmlformats.org/drawingml/2006/main" noChangeAspect="1"/>
-            </wp:cNvGraphicFramePr>
-            <a:graphic xmlns:a="http://schemas.openxmlformats.org/drawingml/2006/main">
-              <a:graphicData uri="http://schemas.openxmlformats.org/drawingml/2006/picture">
-                <pic:pic xmlns:pic="http://schemas.openxmlformats.org/drawingml/2006/picture">
-                  <pic:nvPicPr>
-                    <pic:cNvPr id="1" name=""/>
-                    <pic:cNvPicPr/>
-                  </pic:nvPicPr>
-                  <pic:blipFill>
-                    <a:blip r:embed="rId6"/>
-                    <a:stretch>
-                      <a:fillRect/>
-                    </a:stretch>
-                  </pic:blipFill>
-                  <pic:spPr>
-                    <a:xfrm>
-                      <a:off x="0" y="0"/>
-                      <a:ext cx="3603575" cy="2579251"/>
-                    </a:xfrm>
-                    <a:prstGeom prst="rect">
-                      <a:avLst/>
-                    </a:prstGeom>
-                  </pic:spPr>
-                </pic:pic>
-              </a:graphicData>
-            </a:graphic>
-          </wp:inline>
-        </w:drawing>
-      </w:r>
-    </w:p>
-    <w:p>
-      <w:pPr>
-        <w:spacing w:line="276" w:lineRule="auto"/>
-        <w:ind w:firstLineChars="200" w:firstLine="420"/>
-        <w:rPr>
-          <w:rFonts w:ascii="等线" w:eastAsia="等线" w:hAnsi="等线"/>
-          <w:szCs w:val="21"/>
-        </w:rPr>
-      </w:pPr>
-      <w:r>
-        <w:rPr>
-          <w:rFonts w:ascii="等线" w:eastAsia="等线" w:hAnsi="等线" w:hint="eastAsia"/>
-          <w:szCs w:val="21"/>
-        </w:rPr>
-        <w:t>以“蝗虫为什么减少”为例，数据科学范式会先收集气候、植被、农药使用、土地利用、鸟类数量、天敌数量、人类活动等多种数据，然后通过相关分析、特征筛选和机器学习建模，寻找影响蝗虫数量变化的关键因素及其组合规律。</w:t>
-      </w:r>
-    </w:p>
-    <w:p>
-      <w:pPr>
-        <w:spacing w:line="276" w:lineRule="auto"/>
-        <w:ind w:firstLineChars="200" w:firstLine="420"/>
-        <w:rPr>
-          <w:rFonts w:ascii="等线" w:eastAsia="等线" w:hAnsi="等线" w:hint="eastAsia"/>
-          <w:szCs w:val="21"/>
-        </w:rPr>
-      </w:pPr>
-    </w:p>
-    <w:p>
-      <w:pPr>
-        <w:spacing w:line="276" w:lineRule="auto"/>
-        <w:rPr>
-          <w:rFonts w:ascii="等线" w:eastAsia="等线" w:hAnsi="等线" w:hint="eastAsia"/>
-          <w:b/>
-          <w:bCs/>
-          <w:szCs w:val="21"/>
-        </w:rPr>
-      </w:pPr>
-      <w:r>
-        <w:rPr>
-          <w:rFonts w:ascii="等线" w:eastAsia="等线" w:hAnsi="等线" w:hint="eastAsia"/>
-          <w:b/>
-          <w:bCs/>
-          <w:szCs w:val="21"/>
-        </w:rPr>
-        <w:t>与</w:t>
-      </w:r>
-      <w:r>
-        <w:rPr>
-          <w:rFonts w:ascii="等线" w:eastAsia="等线" w:hAnsi="等线" w:hint="eastAsia"/>
-          <w:b/>
-          <w:bCs/>
-          <w:szCs w:val="21"/>
-        </w:rPr>
-        <w:t>“</w:t>
-      </w:r>
-      <w:r>
-        <w:rPr>
-          <w:rFonts w:ascii="等线" w:eastAsia="等线" w:hAnsi="等线" w:hint="eastAsia"/>
-          <w:b/>
-          <w:bCs/>
-          <w:szCs w:val="21"/>
-        </w:rPr>
-        <w:t>假说-验证”范式的主要区别在于：</w:t>
-      </w:r>
-    </w:p>
-    <w:p>
-      <w:pPr>
-        <w:pStyle w:val="a9"/>
-        <w:numPr>
-          <w:ilvl w:val="0"/>
-          <w:numId w:val="4"/>
-        </w:numPr>
-        <w:spacing w:line="276" w:lineRule="auto"/>
-        <w:rPr>
-          <w:rFonts w:ascii="等线" w:eastAsia="等线" w:hAnsi="等线" w:hint="eastAsia"/>
-          <w:szCs w:val="21"/>
-        </w:rPr>
-      </w:pPr>
-      <w:r>
-        <w:rPr>
-          <w:rFonts w:ascii="等线" w:eastAsia="等线" w:hAnsi="等线" w:hint="eastAsia"/>
-          <w:szCs w:val="21"/>
-        </w:rPr>
-        <w:t>研究起点不同。“假说-验证”是先有理论和假说，再找数据去检验；“数据科学”则往往</w:t>
-      </w:r>
-      <w:proofErr w:type="gramStart"/>
-      <w:r>
-        <w:rPr>
-          <w:rFonts w:ascii="等线" w:eastAsia="等线" w:hAnsi="等线" w:hint="eastAsia"/>
-          <w:szCs w:val="21"/>
-        </w:rPr>
-        <w:t>先面对</w:t>
-      </w:r>
-      <w:proofErr w:type="gramEnd"/>
-      <w:r>
-        <w:rPr>
-          <w:rFonts w:ascii="等线" w:eastAsia="等线" w:hAnsi="等线" w:hint="eastAsia"/>
-          <w:szCs w:val="21"/>
-        </w:rPr>
-        <w:t>大量数据，通过挖掘和建模发现模式，再形成解释或提出新问题。</w:t>
-      </w:r>
-    </w:p>
-    <w:p>
-      <w:pPr>
-        <w:pStyle w:val="a9"/>
-        <w:numPr>
-          <w:ilvl w:val="0"/>
-          <w:numId w:val="4"/>
-        </w:numPr>
-        <w:spacing w:line="276" w:lineRule="auto"/>
-        <w:rPr>
-          <w:rFonts w:ascii="等线" w:eastAsia="等线" w:hAnsi="等线" w:hint="eastAsia"/>
-          <w:szCs w:val="21"/>
-        </w:rPr>
-      </w:pPr>
-      <w:r>
-        <w:rPr>
-          <w:rFonts w:ascii="等线" w:eastAsia="等线" w:hAnsi="等线" w:hint="eastAsia"/>
-          <w:szCs w:val="21"/>
-        </w:rPr>
-        <w:t>目的侧重点不同。“假说-验证”更强调因果解释和理论检验；“数据科学”更强调模式识别、预测能力、关联发现和复杂系统中的规律提取。</w:t>
-      </w:r>
-    </w:p>
-    <w:p>
-      <w:pPr>
-        <w:pStyle w:val="a9"/>
-        <w:numPr>
-          <w:ilvl w:val="0"/>
-          <w:numId w:val="4"/>
-        </w:numPr>
-        <w:spacing w:line="276" w:lineRule="auto"/>
-        <w:rPr>
-          <w:rFonts w:ascii="等线" w:eastAsia="等线" w:hAnsi="等线"/>
-          <w:szCs w:val="21"/>
-        </w:rPr>
-      </w:pPr>
-      <w:r>
-        <w:rPr>
-          <w:rFonts w:ascii="等线" w:eastAsia="等线" w:hAnsi="等线" w:hint="eastAsia"/>
-          <w:szCs w:val="21"/>
-        </w:rPr>
-        <w:t>方法工具不同。“假说-验证”主要依赖实验设计、统计检验和参数估计；“数据科学”更依赖数据预处理、探索性分析、机器学习、数据挖掘和预测评估。</w:t>
-      </w:r>
-    </w:p>
-    <w:p>
-      <w:pPr>
-        <w:spacing w:line="276" w:lineRule="auto"/>
-        <w:rPr>
-          <w:rFonts w:ascii="等线" w:eastAsia="等线" w:hAnsi="等线"/>
-          <w:szCs w:val="21"/>
-        </w:rPr>
-      </w:pPr>
-    </w:p>
-    <w:p>
-      <w:pPr>
-        <w:spacing w:line="276" w:lineRule="auto"/>
-        <w:rPr>
-          <w:rFonts w:ascii="等线" w:eastAsia="等线" w:hAnsi="等线"/>
-          <w:b/>
-          <w:bCs/>
-          <w:szCs w:val="21"/>
-        </w:rPr>
-      </w:pPr>
-      <w:r>
-        <w:rPr>
-          <w:rFonts w:ascii="等线" w:eastAsia="等线" w:hAnsi="等线" w:hint="eastAsia"/>
-          <w:b/>
-          <w:bCs/>
-          <w:szCs w:val="21"/>
-        </w:rPr>
-        <w:t>此外，教材</w:t>
-      </w:r>
-      <w:r>
-        <w:rPr>
-          <w:rFonts w:ascii="等线" w:eastAsia="等线" w:hAnsi="等线" w:hint="eastAsia"/>
-          <w:b/>
-          <w:bCs/>
-          <w:szCs w:val="21"/>
-        </w:rPr>
-        <w:t>中还专门给出表格，对比了数据挖掘与传统统计分析在前提条件、数据规模、主要目标和建模方法上的差异</w:t>
-      </w:r>
-    </w:p>
-    <w:p>
-      <w:pPr>
-        <w:spacing w:line="276" w:lineRule="auto"/>
-        <w:jc w:val="center"/>
-        <w:rPr>
-          <w:rFonts w:ascii="等线" w:eastAsia="等线" w:hAnsi="等线"/>
-          <w:szCs w:val="21"/>
-        </w:rPr>
-      </w:pPr>
-      <w:r>
-        <w:rPr>
-          <w:noProof/>
-        </w:rPr>
-        <w:drawing>
-          <wp:inline distT="0" distB="0" distL="0" distR="0" wp14:anchorId="1F4163BE" wp14:editId="1F71E568">
-            <wp:extent cx="4237630" cy="2288708"/>
-            <wp:effectExtent l="0" t="0" r="0" b="0"/>
-            <wp:docPr id="4" name="图片 4"/>
             <wp:cNvGraphicFramePr>
               <a:graphicFrameLocks xmlns:a="http://schemas.openxmlformats.org/drawingml/2006/main" noChangeAspect="1"/>
             </wp:cNvGraphicFramePr>
@@ -701,7 +500,7 @@
                   <pic:spPr>
                     <a:xfrm>
                       <a:off x="0" y="0"/>
-                      <a:ext cx="4245381" cy="2292894"/>
+                      <a:ext cx="3014856" cy="2157877"/>
                     </a:xfrm>
                     <a:prstGeom prst="rect">
                       <a:avLst/>
@@ -717,26 +516,213 @@
     <w:p>
       <w:pPr>
         <w:spacing w:line="276" w:lineRule="auto"/>
-        <w:rPr>
-          <w:rFonts w:ascii="等线" w:eastAsia="等线" w:hAnsi="等线"/>
-          <w:szCs w:val="21"/>
-        </w:rPr>
-      </w:pPr>
-    </w:p>
-    <w:p>
-      <w:pPr>
-        <w:spacing w:line="276" w:lineRule="auto"/>
-        <w:rPr>
-          <w:rFonts w:ascii="等线" w:eastAsia="等线" w:hAnsi="等线"/>
-          <w:szCs w:val="21"/>
-        </w:rPr>
-      </w:pPr>
-    </w:p>
-    <w:p>
-      <w:pPr>
-        <w:spacing w:line="276" w:lineRule="auto"/>
-        <w:rPr>
-          <w:rFonts w:ascii="等线" w:eastAsia="等线" w:hAnsi="等线" w:hint="eastAsia"/>
+        <w:ind w:firstLineChars="200" w:firstLine="420"/>
+        <w:rPr>
+          <w:rFonts w:ascii="等线" w:eastAsia="等线" w:hAnsi="等线"/>
+          <w:szCs w:val="21"/>
+        </w:rPr>
+      </w:pPr>
+      <w:r>
+        <w:rPr>
+          <w:rFonts w:ascii="等线" w:eastAsia="等线" w:hAnsi="等线" w:hint="eastAsia"/>
+          <w:szCs w:val="21"/>
+        </w:rPr>
+        <w:lastRenderedPageBreak/>
+        <w:t>以“蝗虫为什么减少”为例，数据科学范式会先收集气候、植被、农药使用、土地利用、鸟类数量、天敌数量、人类活动等多种数据，然后通过相关分析、特征筛选和机器学习建模，寻找影响蝗虫数量变化的关键因素及其组合规律。</w:t>
+      </w:r>
+    </w:p>
+    <w:p>
+      <w:pPr>
+        <w:spacing w:line="276" w:lineRule="auto"/>
+        <w:ind w:firstLineChars="200" w:firstLine="420"/>
+        <w:rPr>
+          <w:rFonts w:ascii="等线" w:eastAsia="等线" w:hAnsi="等线"/>
+          <w:szCs w:val="21"/>
+        </w:rPr>
+      </w:pPr>
+    </w:p>
+    <w:p>
+      <w:pPr>
+        <w:spacing w:line="276" w:lineRule="auto"/>
+        <w:rPr>
+          <w:rFonts w:ascii="等线" w:eastAsia="等线" w:hAnsi="等线"/>
+          <w:b/>
+          <w:bCs/>
+          <w:szCs w:val="21"/>
+        </w:rPr>
+      </w:pPr>
+      <w:r>
+        <w:rPr>
+          <w:rFonts w:ascii="等线" w:eastAsia="等线" w:hAnsi="等线" w:hint="eastAsia"/>
+          <w:b/>
+          <w:bCs/>
+          <w:szCs w:val="21"/>
+        </w:rPr>
+        <w:t>与“假说-验证”范式的主要区别在于：</w:t>
+      </w:r>
+    </w:p>
+    <w:p>
+      <w:pPr>
+        <w:pStyle w:val="a9"/>
+        <w:numPr>
+          <w:ilvl w:val="0"/>
+          <w:numId w:val="4"/>
+        </w:numPr>
+        <w:spacing w:line="276" w:lineRule="auto"/>
+        <w:rPr>
+          <w:rFonts w:ascii="等线" w:eastAsia="等线" w:hAnsi="等线"/>
+          <w:szCs w:val="21"/>
+        </w:rPr>
+      </w:pPr>
+      <w:r>
+        <w:rPr>
+          <w:rFonts w:ascii="等线" w:eastAsia="等线" w:hAnsi="等线" w:hint="eastAsia"/>
+          <w:szCs w:val="21"/>
+        </w:rPr>
+        <w:t>研究起点不同。“假说-验证”是先有理论和假说，再找数据去检验；“数据科学”则往往先面对大量数据，通过挖掘和建模发现模式，再形成解释或提出新问题。</w:t>
+      </w:r>
+    </w:p>
+    <w:p>
+      <w:pPr>
+        <w:pStyle w:val="a9"/>
+        <w:numPr>
+          <w:ilvl w:val="0"/>
+          <w:numId w:val="4"/>
+        </w:numPr>
+        <w:spacing w:line="276" w:lineRule="auto"/>
+        <w:rPr>
+          <w:rFonts w:ascii="等线" w:eastAsia="等线" w:hAnsi="等线"/>
+          <w:szCs w:val="21"/>
+        </w:rPr>
+      </w:pPr>
+      <w:r>
+        <w:rPr>
+          <w:rFonts w:ascii="等线" w:eastAsia="等线" w:hAnsi="等线" w:hint="eastAsia"/>
+          <w:szCs w:val="21"/>
+        </w:rPr>
+        <w:t>目的侧重点不同。“假说-验证”更强调因果解释和理论检验；“数据科学”更强调模式识别、预测能力、关联发现和复杂系统中的规律提取。</w:t>
+      </w:r>
+    </w:p>
+    <w:p>
+      <w:pPr>
+        <w:pStyle w:val="a9"/>
+        <w:numPr>
+          <w:ilvl w:val="0"/>
+          <w:numId w:val="4"/>
+        </w:numPr>
+        <w:spacing w:line="276" w:lineRule="auto"/>
+        <w:rPr>
+          <w:rFonts w:ascii="等线" w:eastAsia="等线" w:hAnsi="等线"/>
+          <w:szCs w:val="21"/>
+        </w:rPr>
+      </w:pPr>
+      <w:r>
+        <w:rPr>
+          <w:rFonts w:ascii="等线" w:eastAsia="等线" w:hAnsi="等线" w:hint="eastAsia"/>
+          <w:szCs w:val="21"/>
+        </w:rPr>
+        <w:t>方法工具不同。“假说-验证”主要依赖实验设计、统计检验和参数估计；“数据科学”更依赖数据预处理、探索性分析、机器学习、数据挖掘和预测评估。</w:t>
+      </w:r>
+    </w:p>
+    <w:p>
+      <w:pPr>
+        <w:pStyle w:val="a9"/>
+        <w:numPr>
+          <w:ilvl w:val="0"/>
+          <w:numId w:val="4"/>
+        </w:numPr>
+        <w:rPr>
+          <w:rFonts w:ascii="等线" w:eastAsia="等线" w:hAnsi="等线" w:hint="eastAsia"/>
+          <w:szCs w:val="21"/>
+        </w:rPr>
+      </w:pPr>
+      <w:r>
+        <w:rPr>
+          <w:rFonts w:ascii="等线" w:eastAsia="等线" w:hAnsi="等线" w:hint="eastAsia"/>
+          <w:szCs w:val="21"/>
+        </w:rPr>
+        <w:t>追求目标不一样：</w:t>
+      </w:r>
+      <w:r>
+        <w:rPr>
+          <w:rFonts w:ascii="等线" w:eastAsia="等线" w:hAnsi="等线" w:hint="eastAsia"/>
+          <w:szCs w:val="21"/>
+        </w:rPr>
+        <w:t>“假说-验证”</w:t>
+      </w:r>
+      <w:r>
+        <w:rPr>
+          <w:rFonts w:ascii="等线" w:eastAsia="等线" w:hAnsi="等线" w:hint="eastAsia"/>
+          <w:szCs w:val="21"/>
+        </w:rPr>
+        <w:t>主要追究解释</w:t>
+      </w:r>
+      <w:r>
+        <w:rPr>
+          <w:rFonts w:ascii="等线" w:eastAsia="等线" w:hAnsi="等线" w:hint="eastAsia"/>
+          <w:szCs w:val="21"/>
+        </w:rPr>
+        <w:t>因果律</w:t>
+      </w:r>
+      <w:r>
+        <w:rPr>
+          <w:rFonts w:ascii="等线" w:eastAsia="等线" w:hAnsi="等线" w:hint="eastAsia"/>
+          <w:szCs w:val="21"/>
+        </w:rPr>
+        <w:t>；</w:t>
+      </w:r>
+      <w:r>
+        <w:rPr>
+          <w:rFonts w:ascii="等线" w:eastAsia="等线" w:hAnsi="等线" w:hint="eastAsia"/>
+          <w:szCs w:val="21"/>
+        </w:rPr>
+        <w:t>“数据科学”</w:t>
+      </w:r>
+      <w:r>
+        <w:rPr>
+          <w:rFonts w:ascii="等线" w:eastAsia="等线" w:hAnsi="等线" w:hint="eastAsia"/>
+          <w:szCs w:val="21"/>
+        </w:rPr>
+        <w:t>更关注变量值之间的</w:t>
+      </w:r>
+      <w:r>
+        <w:rPr>
+          <w:rFonts w:ascii="等线" w:eastAsia="等线" w:hAnsi="等线" w:hint="eastAsia"/>
+          <w:szCs w:val="21"/>
+        </w:rPr>
+        <w:t>相关性</w:t>
+      </w:r>
+      <w:r>
+        <w:rPr>
+          <w:rFonts w:ascii="等线" w:eastAsia="等线" w:hAnsi="等线" w:hint="eastAsia"/>
+          <w:szCs w:val="21"/>
+        </w:rPr>
+        <w:t>。</w:t>
+      </w:r>
+    </w:p>
+    <w:p>
+      <w:pPr>
+        <w:spacing w:line="276" w:lineRule="auto"/>
+        <w:rPr>
+          <w:rFonts w:ascii="等线" w:eastAsia="等线" w:hAnsi="等线"/>
+          <w:szCs w:val="21"/>
+        </w:rPr>
+      </w:pPr>
+    </w:p>
+    <w:p>
+      <w:pPr>
+        <w:spacing w:line="276" w:lineRule="auto"/>
+        <w:rPr>
+          <w:rFonts w:ascii="等线" w:eastAsia="等线" w:hAnsi="等线"/>
+          <w:szCs w:val="21"/>
+        </w:rPr>
+      </w:pPr>
+    </w:p>
+    <w:p>
+      <w:pPr>
+        <w:spacing w:line="276" w:lineRule="auto"/>
+        <w:rPr>
+          <w:rFonts w:ascii="等线" w:eastAsia="等线" w:hAnsi="等线"/>
           <w:szCs w:val="21"/>
         </w:rPr>
       </w:pPr>
@@ -760,7 +746,6 @@
           <w:color w:val="C00000"/>
           <w:szCs w:val="21"/>
         </w:rPr>
-        <w:lastRenderedPageBreak/>
         <w:t xml:space="preserve">3. </w:t>
       </w:r>
       <w:r>
@@ -778,7 +763,7 @@
       <w:pPr>
         <w:spacing w:line="276" w:lineRule="auto"/>
         <w:rPr>
-          <w:rFonts w:ascii="等线" w:eastAsia="等线" w:hAnsi="等线" w:hint="eastAsia"/>
+          <w:rFonts w:ascii="等线" w:eastAsia="等线" w:hAnsi="等线"/>
           <w:b/>
           <w:bCs/>
           <w:szCs w:val="21"/>
@@ -817,39 +802,7 @@
           <w:rFonts w:ascii="等线" w:eastAsia="等线" w:hAnsi="等线" w:hint="eastAsia"/>
           <w:szCs w:val="21"/>
         </w:rPr>
-        <w:t>就是以数据本身为出发点，</w:t>
-      </w:r>
-      <w:proofErr w:type="gramStart"/>
-      <w:r>
-        <w:rPr>
-          <w:rFonts w:ascii="等线" w:eastAsia="等线" w:hAnsi="等线" w:hint="eastAsia"/>
-          <w:szCs w:val="21"/>
-        </w:rPr>
-        <w:t>不</w:t>
-      </w:r>
-      <w:proofErr w:type="gramEnd"/>
-      <w:r>
-        <w:rPr>
-          <w:rFonts w:ascii="等线" w:eastAsia="等线" w:hAnsi="等线" w:hint="eastAsia"/>
-          <w:szCs w:val="21"/>
-        </w:rPr>
-        <w:t>预先强依赖理论假设，而是通过对大量数据进行处理、探索、建模和分析，从中归纳出模式、关系和</w:t>
-      </w:r>
-      <w:proofErr w:type="gramStart"/>
-      <w:r>
-        <w:rPr>
-          <w:rFonts w:ascii="等线" w:eastAsia="等线" w:hAnsi="等线" w:hint="eastAsia"/>
-          <w:szCs w:val="21"/>
-        </w:rPr>
-        <w:t>可</w:t>
-      </w:r>
-      <w:proofErr w:type="gramEnd"/>
-      <w:r>
-        <w:rPr>
-          <w:rFonts w:ascii="等线" w:eastAsia="等线" w:hAnsi="等线" w:hint="eastAsia"/>
-          <w:szCs w:val="21"/>
-        </w:rPr>
-        <w:t>预测规律的方法。数据科学范式“通过对数据进行归纳和推导而非估计”，并利用机器学习等方法从大数据中发现知识，这就是典型的数据驱动思路。</w:t>
+        <w:t>就是以数据本身为出发点，不预先强依赖理论假设，而是通过对大量数据进行处理、探索、建模和分析，从中归纳出模式、关系和可预测规律的方法。数据科学范式“通过对数据进行归纳和推导而非估计”，并利用机器学习等方法从大数据中发现知识，这就是典型的数据驱动思路。</w:t>
       </w:r>
     </w:p>
     <w:p>
@@ -896,6 +849,44 @@
 </w:document>
 </file>
 
+<file path=word/endnotes.xml><?xml version="1.0" encoding="utf-8"?>
+<w:endnotes xmlns:wpc="http://schemas.microsoft.com/office/word/2010/wordprocessingCanvas" xmlns:cx="http://schemas.microsoft.com/office/drawing/2014/chartex" xmlns:cx1="http://schemas.microsoft.com/office/drawing/2015/9/8/chartex" xmlns:cx2="http://schemas.microsoft.com/office/drawing/2015/10/21/chartex" xmlns:cx3="http://schemas.microsoft.com/office/drawing/2016/5/9/chartex" xmlns:cx4="http://schemas.microsoft.com/office/drawing/2016/5/10/chartex" xmlns:cx5="http://schemas.microsoft.com/office/drawing/2016/5/11/chartex" xmlns:cx6="http://schemas.microsoft.com/office/drawing/2016/5/12/chartex" xmlns:cx7="http://schemas.microsoft.com/office/drawing/2016/5/13/chartex" xmlns:cx8="http://schemas.microsoft.com/office/drawing/2016/5/14/chartex" xmlns:mc="http://schemas.openxmlformats.org/markup-compatibility/2006" xmlns:aink="http://schemas.microsoft.com/office/drawing/2016/ink" xmlns:am3d="http://schemas.microsoft.com/office/drawing/2017/model3d" xmlns:o="urn:schemas-microsoft-com:office:office" xmlns:r="http://schemas.openxmlformats.org/officeDocument/2006/relationships" xmlns:m="http://schemas.openxmlformats.org/officeDocument/2006/math" xmlns:v="urn:schemas-microsoft-com:vml" xmlns:wp14="http://schemas.microsoft.com/office/word/2010/wordprocessingDrawing" xmlns:wp="http://schemas.openxmlformats.org/drawingml/2006/wordprocessingDrawing" xmlns:w10="urn:schemas-microsoft-com:office:word" xmlns:w="http://schemas.openxmlformats.org/wordprocessingml/2006/main" xmlns:w14="http://schemas.microsoft.com/office/word/2010/wordml" xmlns:w15="http://schemas.microsoft.com/office/word/2012/wordml" xmlns:w16cex="http://schemas.microsoft.com/office/word/2018/wordml/cex" xmlns:w16cid="http://schemas.microsoft.com/office/word/2016/wordml/cid" xmlns:w16="http://schemas.microsoft.com/office/word/2018/wordml" xmlns:w16sdtdh="http://schemas.microsoft.com/office/word/2020/wordml/sdtdatahash" xmlns:w16se="http://schemas.microsoft.com/office/word/2015/wordml/symex" xmlns:wpg="http://schemas.microsoft.com/office/word/2010/wordprocessingGroup" xmlns:wpi="http://schemas.microsoft.com/office/word/2010/wordprocessingInk" xmlns:wne="http://schemas.microsoft.com/office/word/2006/wordml" xmlns:wps="http://schemas.microsoft.com/office/word/2010/wordprocessingShape" mc:Ignorable="w14 w15 w16se w16cid w16 w16cex w16sdtdh wp14">
+  <w:endnote w:type="separator" w:id="-1">
+    <w:p>
+      <w:r>
+        <w:separator/>
+      </w:r>
+    </w:p>
+  </w:endnote>
+  <w:endnote w:type="continuationSeparator" w:id="0">
+    <w:p>
+      <w:r>
+        <w:continuationSeparator/>
+      </w:r>
+    </w:p>
+  </w:endnote>
+</w:endnotes>
+</file>
+
+<file path=word/footnotes.xml><?xml version="1.0" encoding="utf-8"?>
+<w:footnotes xmlns:wpc="http://schemas.microsoft.com/office/word/2010/wordprocessingCanvas" xmlns:cx="http://schemas.microsoft.com/office/drawing/2014/chartex" xmlns:cx1="http://schemas.microsoft.com/office/drawing/2015/9/8/chartex" xmlns:cx2="http://schemas.microsoft.com/office/drawing/2015/10/21/chartex" xmlns:cx3="http://schemas.microsoft.com/office/drawing/2016/5/9/chartex" xmlns:cx4="http://schemas.microsoft.com/office/drawing/2016/5/10/chartex" xmlns:cx5="http://schemas.microsoft.com/office/drawing/2016/5/11/chartex" xmlns:cx6="http://schemas.microsoft.com/office/drawing/2016/5/12/chartex" xmlns:cx7="http://schemas.microsoft.com/office/drawing/2016/5/13/chartex" xmlns:cx8="http://schemas.microsoft.com/office/drawing/2016/5/14/chartex" xmlns:mc="http://schemas.openxmlformats.org/markup-compatibility/2006" xmlns:aink="http://schemas.microsoft.com/office/drawing/2016/ink" xmlns:am3d="http://schemas.microsoft.com/office/drawing/2017/model3d" xmlns:o="urn:schemas-microsoft-com:office:office" xmlns:r="http://schemas.openxmlformats.org/officeDocument/2006/relationships" xmlns:m="http://schemas.openxmlformats.org/officeDocument/2006/math" xmlns:v="urn:schemas-microsoft-com:vml" xmlns:wp14="http://schemas.microsoft.com/office/word/2010/wordprocessingDrawing" xmlns:wp="http://schemas.openxmlformats.org/drawingml/2006/wordprocessingDrawing" xmlns:w10="urn:schemas-microsoft-com:office:word" xmlns:w="http://schemas.openxmlformats.org/wordprocessingml/2006/main" xmlns:w14="http://schemas.microsoft.com/office/word/2010/wordml" xmlns:w15="http://schemas.microsoft.com/office/word/2012/wordml" xmlns:w16cex="http://schemas.microsoft.com/office/word/2018/wordml/cex" xmlns:w16cid="http://schemas.microsoft.com/office/word/2016/wordml/cid" xmlns:w16="http://schemas.microsoft.com/office/word/2018/wordml" xmlns:w16sdtdh="http://schemas.microsoft.com/office/word/2020/wordml/sdtdatahash" xmlns:w16se="http://schemas.microsoft.com/office/word/2015/wordml/symex" xmlns:wpg="http://schemas.microsoft.com/office/word/2010/wordprocessingGroup" xmlns:wpi="http://schemas.microsoft.com/office/word/2010/wordprocessingInk" xmlns:wne="http://schemas.microsoft.com/office/word/2006/wordml" xmlns:wps="http://schemas.microsoft.com/office/word/2010/wordprocessingShape" mc:Ignorable="w14 w15 w16se w16cid w16 w16cex w16sdtdh wp14">
+  <w:footnote w:type="separator" w:id="-1">
+    <w:p>
+      <w:r>
+        <w:separator/>
+      </w:r>
+    </w:p>
+  </w:footnote>
+  <w:footnote w:type="continuationSeparator" w:id="0">
+    <w:p>
+      <w:r>
+        <w:continuationSeparator/>
+      </w:r>
+    </w:p>
+  </w:footnote>
+</w:footnotes>
+</file>
+
 <file path=word/numbering.xml><?xml version="1.0" encoding="utf-8"?>
 <w:numbering xmlns:wpc="http://schemas.microsoft.com/office/word/2010/wordprocessingCanvas" xmlns:cx="http://schemas.microsoft.com/office/drawing/2014/chartex" xmlns:cx1="http://schemas.microsoft.com/office/drawing/2015/9/8/chartex" xmlns:cx2="http://schemas.microsoft.com/office/drawing/2015/10/21/chartex" xmlns:cx3="http://schemas.microsoft.com/office/drawing/2016/5/9/chartex" xmlns:cx4="http://schemas.microsoft.com/office/drawing/2016/5/10/chartex" xmlns:cx5="http://schemas.microsoft.com/office/drawing/2016/5/11/chartex" xmlns:cx6="http://schemas.microsoft.com/office/drawing/2016/5/12/chartex" xmlns:cx7="http://schemas.microsoft.com/office/drawing/2016/5/13/chartex" xmlns:cx8="http://schemas.microsoft.com/office/drawing/2016/5/14/chartex" xmlns:mc="http://schemas.openxmlformats.org/markup-compatibility/2006" xmlns:aink="http://schemas.microsoft.com/office/drawing/2016/ink" xmlns:am3d="http://schemas.microsoft.com/office/drawing/2017/model3d" xmlns:o="urn:schemas-microsoft-com:office:office" xmlns:r="http://schemas.openxmlformats.org/officeDocument/2006/relationships" xmlns:m="http://schemas.openxmlformats.org/officeDocument/2006/math" xmlns:v="urn:schemas-microsoft-com:vml" xmlns:wp14="http://schemas.microsoft.com/office/word/2010/wordprocessingDrawing" xmlns:wp="http://schemas.openxmlformats.org/drawingml/2006/wordprocessingDrawing" xmlns:w10="urn:schemas-microsoft-com:office:word" xmlns:w="http://schemas.openxmlformats.org/wordprocessingml/2006/main" xmlns:w14="http://schemas.microsoft.com/office/word/2010/wordml" xmlns:w15="http://schemas.microsoft.com/office/word/2012/wordml" xmlns:w16cex="http://schemas.microsoft.com/office/word/2018/wordml/cex" xmlns:w16cid="http://schemas.microsoft.com/office/word/2016/wordml/cid" xmlns:w16="http://schemas.microsoft.com/office/word/2018/wordml" xmlns:w16sdtdh="http://schemas.microsoft.com/office/word/2020/wordml/sdtdatahash" xmlns:w16se="http://schemas.microsoft.com/office/word/2015/wordml/symex" xmlns:wpg="http://schemas.microsoft.com/office/word/2010/wordprocessingGroup" xmlns:wpi="http://schemas.microsoft.com/office/word/2010/wordprocessingInk" xmlns:wne="http://schemas.microsoft.com/office/word/2006/wordml" xmlns:wps="http://schemas.microsoft.com/office/word/2010/wordprocessingShape" mc:Ignorable="w14 w15 w16se w16cid w16 w16cex w16sdtdh wp14">
   <w:abstractNum w:abstractNumId="0" w15:restartNumberingAfterBreak="0">
@@ -1214,6 +1205,92 @@
     </w:lvl>
   </w:abstractNum>
   <w:abstractNum w:abstractNumId="3" w15:restartNumberingAfterBreak="0">
+    <w:nsid w:val="507D1704"/>
+    <w:multiLevelType w:val="hybridMultilevel"/>
+    <w:tmpl w:val="4974598E"/>
+    <w:lvl w:ilvl="0" w:tplc="0409000F">
+      <w:start w:val="1"/>
+      <w:numFmt w:val="decimal"/>
+      <w:lvlText w:val="%1."/>
+      <w:lvlJc w:val="left"/>
+      <w:pPr>
+        <w:ind w:left="420" w:hanging="420"/>
+      </w:pPr>
+    </w:lvl>
+    <w:lvl w:ilvl="1" w:tplc="04090019" w:tentative="1">
+      <w:start w:val="1"/>
+      <w:numFmt w:val="lowerLetter"/>
+      <w:lvlText w:val="%2)"/>
+      <w:lvlJc w:val="left"/>
+      <w:pPr>
+        <w:ind w:left="840" w:hanging="420"/>
+      </w:pPr>
+    </w:lvl>
+    <w:lvl w:ilvl="2" w:tplc="0409001B" w:tentative="1">
+      <w:start w:val="1"/>
+      <w:numFmt w:val="lowerRoman"/>
+      <w:lvlText w:val="%3."/>
+      <w:lvlJc w:val="right"/>
+      <w:pPr>
+        <w:ind w:left="1260" w:hanging="420"/>
+      </w:pPr>
+    </w:lvl>
+    <w:lvl w:ilvl="3" w:tplc="0409000F" w:tentative="1">
+      <w:start w:val="1"/>
+      <w:numFmt w:val="decimal"/>
+      <w:lvlText w:val="%4."/>
+      <w:lvlJc w:val="left"/>
+      <w:pPr>
+        <w:ind w:left="1680" w:hanging="420"/>
+      </w:pPr>
+    </w:lvl>
+    <w:lvl w:ilvl="4" w:tplc="04090019" w:tentative="1">
+      <w:start w:val="1"/>
+      <w:numFmt w:val="lowerLetter"/>
+      <w:lvlText w:val="%5)"/>
+      <w:lvlJc w:val="left"/>
+      <w:pPr>
+        <w:ind w:left="2100" w:hanging="420"/>
+      </w:pPr>
+    </w:lvl>
+    <w:lvl w:ilvl="5" w:tplc="0409001B" w:tentative="1">
+      <w:start w:val="1"/>
+      <w:numFmt w:val="lowerRoman"/>
+      <w:lvlText w:val="%6."/>
+      <w:lvlJc w:val="right"/>
+      <w:pPr>
+        <w:ind w:left="2520" w:hanging="420"/>
+      </w:pPr>
+    </w:lvl>
+    <w:lvl w:ilvl="6" w:tplc="0409000F" w:tentative="1">
+      <w:start w:val="1"/>
+      <w:numFmt w:val="decimal"/>
+      <w:lvlText w:val="%7."/>
+      <w:lvlJc w:val="left"/>
+      <w:pPr>
+        <w:ind w:left="2940" w:hanging="420"/>
+      </w:pPr>
+    </w:lvl>
+    <w:lvl w:ilvl="7" w:tplc="04090019" w:tentative="1">
+      <w:start w:val="1"/>
+      <w:numFmt w:val="lowerLetter"/>
+      <w:lvlText w:val="%8)"/>
+      <w:lvlJc w:val="left"/>
+      <w:pPr>
+        <w:ind w:left="3360" w:hanging="420"/>
+      </w:pPr>
+    </w:lvl>
+    <w:lvl w:ilvl="8" w:tplc="0409001B" w:tentative="1">
+      <w:start w:val="1"/>
+      <w:numFmt w:val="lowerRoman"/>
+      <w:lvlText w:val="%9."/>
+      <w:lvlJc w:val="right"/>
+      <w:pPr>
+        <w:ind w:left="3780" w:hanging="420"/>
+      </w:pPr>
+    </w:lvl>
+  </w:abstractNum>
+  <w:abstractNum w:abstractNumId="4" w15:restartNumberingAfterBreak="0">
     <w:nsid w:val="6F530024"/>
     <w:multiLevelType w:val="hybridMultilevel"/>
     <w:tmpl w:val="15B2B834"/>
@@ -1300,7 +1377,7 @@
     </w:lvl>
   </w:abstractNum>
   <w:num w:numId="1">
-    <w:abstractNumId w:val="3"/>
+    <w:abstractNumId w:val="4"/>
   </w:num>
   <w:num w:numId="2">
     <w:abstractNumId w:val="2"/>
@@ -1310,6 +1387,9 @@
   </w:num>
   <w:num w:numId="4">
     <w:abstractNumId w:val="1"/>
+  </w:num>
+  <w:num w:numId="5">
+    <w:abstractNumId w:val="3"/>
   </w:num>
 </w:numbering>
 </file>
@@ -2237,6 +2317,71 @@
       <w:spacing w:val="5"/>
     </w:rPr>
   </w:style>
+  <w:style w:type="paragraph" w:styleId="ae">
+    <w:name w:val="header"/>
+    <w:basedOn w:val="a"/>
+    <w:link w:val="af"/>
+    <w:uiPriority w:val="99"/>
+    <w:unhideWhenUsed/>
+    <w:rsid w:val="0065238B"/>
+    <w:pPr>
+      <w:pBdr>
+        <w:bottom w:val="single" w:sz="6" w:space="1" w:color="auto"/>
+      </w:pBdr>
+      <w:tabs>
+        <w:tab w:val="center" w:pos="4153"/>
+        <w:tab w:val="right" w:pos="8306"/>
+      </w:tabs>
+      <w:snapToGrid w:val="0"/>
+      <w:jc w:val="center"/>
+    </w:pPr>
+    <w:rPr>
+      <w:sz w:val="18"/>
+      <w:szCs w:val="18"/>
+    </w:rPr>
+  </w:style>
+  <w:style w:type="character" w:customStyle="1" w:styleId="af">
+    <w:name w:val="页眉 字符"/>
+    <w:basedOn w:val="a0"/>
+    <w:link w:val="ae"/>
+    <w:uiPriority w:val="99"/>
+    <w:rsid w:val="0065238B"/>
+    <w:rPr>
+      <w:sz w:val="18"/>
+      <w:szCs w:val="18"/>
+    </w:rPr>
+  </w:style>
+  <w:style w:type="paragraph" w:styleId="af0">
+    <w:name w:val="footer"/>
+    <w:basedOn w:val="a"/>
+    <w:link w:val="af1"/>
+    <w:uiPriority w:val="99"/>
+    <w:unhideWhenUsed/>
+    <w:rsid w:val="0065238B"/>
+    <w:pPr>
+      <w:tabs>
+        <w:tab w:val="center" w:pos="4153"/>
+        <w:tab w:val="right" w:pos="8306"/>
+      </w:tabs>
+      <w:snapToGrid w:val="0"/>
+      <w:jc w:val="left"/>
+    </w:pPr>
+    <w:rPr>
+      <w:sz w:val="18"/>
+      <w:szCs w:val="18"/>
+    </w:rPr>
+  </w:style>
+  <w:style w:type="character" w:customStyle="1" w:styleId="af1">
+    <w:name w:val="页脚 字符"/>
+    <w:basedOn w:val="a0"/>
+    <w:link w:val="af0"/>
+    <w:uiPriority w:val="99"/>
+    <w:rsid w:val="0065238B"/>
+    <w:rPr>
+      <w:sz w:val="18"/>
+      <w:szCs w:val="18"/>
+    </w:rPr>
+  </w:style>
 </w:styles>
 </file>
 
